--- a/Shablons/xizmat/ogohlantirish.docx
+++ b/Shablons/xizmat/ogohlantirish.docx
@@ -1,10 +1,10 @@
 
 <file path=word/document.xml><?xml version="1.0" encoding="utf-8"?>
-<w:document xmlns:wpc="http://schemas.microsoft.com/office/word/2010/wordprocessingCanvas" xmlns:cx="http://schemas.microsoft.com/office/drawing/2014/chartex" xmlns:cx1="http://schemas.microsoft.com/office/drawing/2015/9/8/chartex" xmlns:cx2="http://schemas.microsoft.com/office/drawing/2015/10/21/chartex" xmlns:cx3="http://schemas.microsoft.com/office/drawing/2016/5/9/chartex" xmlns:cx4="http://schemas.microsoft.com/office/drawing/2016/5/10/chartex" xmlns:cx5="http://schemas.microsoft.com/office/drawing/2016/5/11/chartex" xmlns:cx6="http://schemas.microsoft.com/office/drawing/2016/5/12/chartex" xmlns:cx7="http://schemas.microsoft.com/office/drawing/2016/5/13/chartex" xmlns:cx8="http://schemas.microsoft.com/office/drawing/2016/5/14/chartex" xmlns:mc="http://schemas.openxmlformats.org/markup-compatibility/2006" xmlns:aink="http://schemas.microsoft.com/office/drawing/2016/ink" xmlns:am3d="http://schemas.microsoft.com/office/drawing/2017/model3d" xmlns:o="urn:schemas-microsoft-com:office:office" xmlns:oel="http://schemas.microsoft.com/office/2019/extlst" xmlns:r="http://schemas.openxmlformats.org/officeDocument/2006/relationships" xmlns:m="http://schemas.openxmlformats.org/officeDocument/2006/math" xmlns:v="urn:schemas-microsoft-com:vml" xmlns:wp14="http://schemas.microsoft.com/office/word/2010/wordprocessingDrawing" xmlns:wp="http://schemas.openxmlformats.org/drawingml/2006/wordprocessingDrawing" xmlns:w10="urn:schemas-microsoft-com:office:word" xmlns:w="http://schemas.openxmlformats.org/wordprocessingml/2006/main" xmlns:w14="http://schemas.microsoft.com/office/word/2010/wordml" xmlns:w15="http://schemas.microsoft.com/office/word/2012/wordml" xmlns:w16cex="http://schemas.microsoft.com/office/word/2018/wordml/cex" xmlns:w16cid="http://schemas.microsoft.com/office/word/2016/wordml/cid" xmlns:w16="http://schemas.microsoft.com/office/word/2018/wordml" xmlns:w16du="http://schemas.microsoft.com/office/word/2023/wordml/word16du" xmlns:w16sdtdh="http://schemas.microsoft.com/office/word/2020/wordml/sdtdatahash" xmlns:w16sdtfl="http://schemas.microsoft.com/office/word/2024/wordml/sdtformatlock" xmlns:w16se="http://schemas.microsoft.com/office/word/2015/wordml/symex" xmlns:wpg="http://schemas.microsoft.com/office/word/2010/wordprocessingGroup" xmlns:wpi="http://schemas.microsoft.com/office/word/2010/wordprocessingInk" xmlns:wne="http://schemas.microsoft.com/office/word/2006/wordml" xmlns:wps="http://schemas.microsoft.com/office/word/2010/wordprocessingShape" mc:Ignorable="w14 w15 w16se w16cid w16 w16cex w16sdtdh w16sdtfl w16du wp14">
+<w:document xmlns:wpc="http://schemas.microsoft.com/office/word/2010/wordprocessingCanvas" xmlns:cx="http://schemas.microsoft.com/office/drawing/2014/chartex" xmlns:cx1="http://schemas.microsoft.com/office/drawing/2015/9/8/chartex" xmlns:cx2="http://schemas.microsoft.com/office/drawing/2015/10/21/chartex" xmlns:cx3="http://schemas.microsoft.com/office/drawing/2016/5/9/chartex" xmlns:cx4="http://schemas.microsoft.com/office/drawing/2016/5/10/chartex" xmlns:cx5="http://schemas.microsoft.com/office/drawing/2016/5/11/chartex" xmlns:cx6="http://schemas.microsoft.com/office/drawing/2016/5/12/chartex" xmlns:cx7="http://schemas.microsoft.com/office/drawing/2016/5/13/chartex" xmlns:cx8="http://schemas.microsoft.com/office/drawing/2016/5/14/chartex" xmlns:mc="http://schemas.openxmlformats.org/markup-compatibility/2006" xmlns:aink="http://schemas.microsoft.com/office/drawing/2016/ink" xmlns:am3d="http://schemas.microsoft.com/office/drawing/2017/model3d" xmlns:o="urn:schemas-microsoft-com:office:office" xmlns:r="http://schemas.openxmlformats.org/officeDocument/2006/relationships" xmlns:m="http://schemas.openxmlformats.org/officeDocument/2006/math" xmlns:v="urn:schemas-microsoft-com:vml" xmlns:wp14="http://schemas.microsoft.com/office/word/2010/wordprocessingDrawing" xmlns:wp="http://schemas.openxmlformats.org/drawingml/2006/wordprocessingDrawing" xmlns:w10="urn:schemas-microsoft-com:office:word" xmlns:w="http://schemas.openxmlformats.org/wordprocessingml/2006/main" xmlns:w14="http://schemas.microsoft.com/office/word/2010/wordml" xmlns:w15="http://schemas.microsoft.com/office/word/2012/wordml" xmlns:w16cex="http://schemas.microsoft.com/office/word/2018/wordml/cex" xmlns:w16cid="http://schemas.microsoft.com/office/word/2016/wordml/cid" xmlns:w16="http://schemas.microsoft.com/office/word/2018/wordml" xmlns:w16se="http://schemas.microsoft.com/office/word/2015/wordml/symex" xmlns:wpg="http://schemas.microsoft.com/office/word/2010/wordprocessingGroup" xmlns:wpi="http://schemas.microsoft.com/office/word/2010/wordprocessingInk" xmlns:wne="http://schemas.microsoft.com/office/word/2006/wordml" xmlns:wps="http://schemas.microsoft.com/office/word/2010/wordprocessingShape" mc:Ignorable="w14 w15 w16se w16cid w16 w16cex wp14">
   <w:body>
     <w:p>
       <w:pPr>
-        <w:pStyle w:val="NormalWeb"/>
+        <w:pStyle w:val="a3"/>
         <w:tabs>
           <w:tab w:val="left" w:pos="0"/>
           <w:tab w:val="left" w:pos="7560"/>
@@ -19,7 +19,6 @@
         <w:rPr>
           <w:b/>
           <w:bCs/>
-          <w:color w:val="4472C4" w:themeColor="accent1"/>
           <w:sz w:val="28"/>
           <w:szCs w:val="28"/>
         </w:rPr>
@@ -30,18 +29,16 @@
         <w:rPr>
           <w:b/>
           <w:bCs/>
-          <w:color w:val="4472C4" w:themeColor="accent1"/>
-          <w:sz w:val="28"/>
-          <w:szCs w:val="28"/>
-        </w:rPr>
-        <w:t xml:space="preserve"> </w:t>
-      </w:r>
-      <w:proofErr w:type="spellStart"/>
-      <w:r>
-        <w:rPr>
-          <w:b/>
-          <w:bCs/>
-          <w:color w:val="4472C4" w:themeColor="accent1"/>
+          <w:sz w:val="28"/>
+          <w:szCs w:val="28"/>
+        </w:rPr>
+        <w:t xml:space="preserve"> </w:t>
+      </w:r>
+      <w:proofErr w:type="spellStart"/>
+      <w:r>
+        <w:rPr>
+          <w:b/>
+          <w:bCs/>
           <w:sz w:val="28"/>
           <w:szCs w:val="28"/>
         </w:rPr>
@@ -52,43 +49,30 @@
         <w:rPr>
           <w:b/>
           <w:bCs/>
-          <w:color w:val="4472C4" w:themeColor="accent1"/>
-          <w:sz w:val="28"/>
-          <w:szCs w:val="28"/>
-        </w:rPr>
-        <w:t> </w:t>
-      </w:r>
-      <w:proofErr w:type="spellStart"/>
-      <w:r>
-        <w:rPr>
-          <w:b/>
-          <w:bCs/>
-          <w:color w:val="4472C4" w:themeColor="accent1"/>
-          <w:sz w:val="28"/>
-          <w:szCs w:val="28"/>
-        </w:rPr>
-        <w:t>{mahalla}</w:t>
-      </w:r>
-      <w:proofErr w:type="spellEnd"/>
-      <w:r>
-        <w:rPr>
-          <w:b/>
-          <w:bCs/>
-          <w:color w:val="4472C4" w:themeColor="accent1"/>
-          <w:sz w:val="28"/>
-          <w:szCs w:val="28"/>
-        </w:rPr>
-        <w:t xml:space="preserve"> </w:t>
-      </w:r>
-      <w:r>
-        <w:rPr>
-          <w:b/>
-          <w:bCs/>
-          <w:color w:val="000000"/>
-          <w:sz w:val="28"/>
-          <w:szCs w:val="28"/>
-        </w:rPr>
-        <w:t>MFY</w:t>
+          <w:sz w:val="28"/>
+          <w:szCs w:val="28"/>
+        </w:rPr>
+        <w:t> {</w:t>
+      </w:r>
+      <w:proofErr w:type="spellStart"/>
+      <w:r>
+        <w:rPr>
+          <w:b/>
+          <w:bCs/>
+          <w:sz w:val="28"/>
+          <w:szCs w:val="28"/>
+        </w:rPr>
+        <w:t>mahalla</w:t>
+      </w:r>
+      <w:proofErr w:type="spellEnd"/>
+      <w:r>
+        <w:rPr>
+          <w:b/>
+          <w:bCs/>
+          <w:sz w:val="28"/>
+          <w:szCs w:val="28"/>
+        </w:rPr>
+        <w:t>} MFY</w:t>
       </w:r>
       <w:r>
         <w:rPr>
@@ -101,7 +85,6 @@
         <w:rPr>
           <w:b/>
           <w:bCs/>
-          <w:color w:val="000000"/>
           <w:sz w:val="28"/>
           <w:szCs w:val="28"/>
         </w:rPr>
@@ -112,18 +95,16 @@
         <w:rPr>
           <w:b/>
           <w:bCs/>
-          <w:color w:val="000000"/>
-          <w:sz w:val="28"/>
-          <w:szCs w:val="28"/>
-        </w:rPr>
-        <w:t xml:space="preserve"> </w:t>
-      </w:r>
-      <w:proofErr w:type="spellStart"/>
-      <w:r>
-        <w:rPr>
-          <w:b/>
-          <w:bCs/>
-          <w:color w:val="000000"/>
+          <w:sz w:val="28"/>
+          <w:szCs w:val="28"/>
+        </w:rPr>
+        <w:t xml:space="preserve"> </w:t>
+      </w:r>
+      <w:proofErr w:type="spellStart"/>
+      <w:r>
+        <w:rPr>
+          <w:b/>
+          <w:bCs/>
           <w:sz w:val="28"/>
           <w:szCs w:val="28"/>
         </w:rPr>
@@ -134,43 +115,32 @@
         <w:rPr>
           <w:b/>
           <w:bCs/>
-          <w:color w:val="000000"/>
-          <w:sz w:val="28"/>
-          <w:szCs w:val="28"/>
-        </w:rPr>
-        <w:t xml:space="preserve"> </w:t>
-      </w:r>
-      <w:proofErr w:type="spellStart"/>
-      <w:r>
-        <w:rPr>
-          <w:b/>
-          <w:bCs/>
-          <w:color w:val="4472C4" w:themeColor="accent1"/>
-          <w:sz w:val="28"/>
-          <w:szCs w:val="28"/>
-        </w:rPr>
-        <w:t>{xodim}</w:t>
-      </w:r>
-      <w:proofErr w:type="spellEnd"/>
-      <w:r>
-        <w:rPr>
-          <w:b/>
-          <w:bCs/>
-          <w:color w:val="4472C4" w:themeColor="accent1"/>
-          <w:sz w:val="28"/>
-          <w:szCs w:val="28"/>
-        </w:rPr>
-      </w:r>
-      <w:proofErr w:type="spellStart"/>
-      <w:r>
-        <w:rPr>
-          <w:b/>
-          <w:bCs/>
-          <w:color w:val="4472C4" w:themeColor="accent1"/>
-          <w:sz w:val="28"/>
-          <w:szCs w:val="28"/>
-        </w:rPr>
-      </w:r>
+          <w:sz w:val="28"/>
+          <w:szCs w:val="28"/>
+        </w:rPr>
+        <w:t xml:space="preserve"> {</w:t>
+      </w:r>
+      <w:proofErr w:type="spellStart"/>
+      <w:r>
+        <w:rPr>
+          <w:b/>
+          <w:bCs/>
+          <w:sz w:val="28"/>
+          <w:szCs w:val="28"/>
+        </w:rPr>
+        <w:t>xodim</w:t>
+      </w:r>
+      <w:proofErr w:type="spellEnd"/>
+      <w:r>
+        <w:rPr>
+          <w:b/>
+          <w:bCs/>
+          <w:sz w:val="28"/>
+          <w:szCs w:val="28"/>
+        </w:rPr>
+        <w:t>}</w:t>
+      </w:r>
+      <w:proofErr w:type="spellStart"/>
       <w:r>
         <w:rPr>
           <w:b/>
@@ -184,13 +154,12 @@
     </w:p>
     <w:p>
       <w:pPr>
-        <w:pStyle w:val="NormalWeb"/>
+        <w:pStyle w:val="a3"/>
         <w:spacing w:before="0" w:beforeAutospacing="0" w:after="0" w:afterAutospacing="0"/>
         <w:ind w:left="2124" w:firstLine="708"/>
         <w:rPr>
           <w:b/>
           <w:bCs/>
-          <w:color w:val="000000"/>
           <w:sz w:val="28"/>
           <w:szCs w:val="28"/>
         </w:rPr>
@@ -199,7 +168,6 @@
         <w:rPr>
           <w:b/>
           <w:bCs/>
-          <w:color w:val="000000"/>
           <w:sz w:val="28"/>
           <w:szCs w:val="28"/>
         </w:rPr>
@@ -208,7 +176,7 @@
     </w:p>
     <w:p>
       <w:pPr>
-        <w:pStyle w:val="NormalWeb"/>
+        <w:pStyle w:val="a3"/>
         <w:spacing w:before="0" w:beforeAutospacing="0" w:after="0" w:afterAutospacing="0"/>
         <w:ind w:right="76"/>
         <w:jc w:val="center"/>
@@ -217,7 +185,6 @@
         <w:rPr>
           <w:b/>
           <w:bCs/>
-          <w:color w:val="000000"/>
           <w:sz w:val="28"/>
           <w:szCs w:val="28"/>
         </w:rPr>
@@ -226,14 +193,13 @@
     </w:p>
     <w:p>
       <w:pPr>
-        <w:pStyle w:val="NormalWeb"/>
+        <w:pStyle w:val="a3"/>
         <w:spacing w:before="0" w:beforeAutospacing="0" w:after="0" w:afterAutospacing="0"/>
         <w:ind w:firstLine="2"/>
         <w:jc w:val="center"/>
         <w:rPr>
           <w:b/>
           <w:bCs/>
-          <w:color w:val="000000"/>
           <w:sz w:val="28"/>
           <w:szCs w:val="28"/>
         </w:rPr>
@@ -242,7 +208,6 @@
         <w:rPr>
           <w:b/>
           <w:bCs/>
-          <w:color w:val="000000"/>
           <w:sz w:val="28"/>
           <w:szCs w:val="28"/>
         </w:rPr>
@@ -251,7 +216,7 @@
     </w:p>
     <w:p>
       <w:pPr>
-        <w:pStyle w:val="NormalWeb"/>
+        <w:pStyle w:val="a3"/>
         <w:spacing w:before="0" w:beforeAutospacing="0" w:after="0" w:afterAutospacing="0"/>
         <w:ind w:firstLine="708"/>
         <w:jc w:val="both"/>
@@ -259,33 +224,22 @@
       <w:proofErr w:type="spellStart"/>
       <w:r>
         <w:rPr>
-          <w:color w:val="000000"/>
-          <w:sz w:val="28"/>
-          <w:szCs w:val="28"/>
-        </w:rPr>
-        <w:t>O‘</w:t>
-      </w:r>
-      <w:r>
-        <w:rPr>
-          <w:color w:val="000000"/>
-          <w:sz w:val="28"/>
-          <w:szCs w:val="28"/>
-        </w:rPr>
-        <w:t>zbekiston</w:t>
-      </w:r>
-      <w:proofErr w:type="spellEnd"/>
-      <w:r>
-        <w:rPr>
-          <w:color w:val="000000"/>
-          <w:sz w:val="28"/>
-          <w:szCs w:val="28"/>
-        </w:rPr>
-        <w:t xml:space="preserve"> </w:t>
-      </w:r>
-      <w:proofErr w:type="spellStart"/>
-      <w:r>
-        <w:rPr>
-          <w:color w:val="000000"/>
+          <w:sz w:val="28"/>
+          <w:szCs w:val="28"/>
+        </w:rPr>
+        <w:t>O‘zbekiston</w:t>
+      </w:r>
+      <w:proofErr w:type="spellEnd"/>
+      <w:r>
+        <w:rPr>
+          <w:sz w:val="28"/>
+          <w:szCs w:val="28"/>
+        </w:rPr>
+        <w:t xml:space="preserve"> </w:t>
+      </w:r>
+      <w:proofErr w:type="spellStart"/>
+      <w:r>
+        <w:rPr>
           <w:sz w:val="28"/>
           <w:szCs w:val="28"/>
         </w:rPr>
@@ -294,16 +248,14 @@
       <w:proofErr w:type="spellEnd"/>
       <w:r>
         <w:rPr>
-          <w:color w:val="000000"/>
-          <w:sz w:val="28"/>
-          <w:szCs w:val="28"/>
-        </w:rPr>
-        <w:t xml:space="preserve"> </w:t>
-      </w:r>
-      <w:proofErr w:type="spellStart"/>
-      <w:r>
-        <w:rPr>
-          <w:color w:val="000000"/>
+          <w:sz w:val="28"/>
+          <w:szCs w:val="28"/>
+        </w:rPr>
+        <w:t xml:space="preserve"> </w:t>
+      </w:r>
+      <w:proofErr w:type="spellStart"/>
+      <w:r>
+        <w:rPr>
           <w:sz w:val="28"/>
           <w:szCs w:val="28"/>
         </w:rPr>
@@ -312,16 +264,14 @@
       <w:proofErr w:type="spellEnd"/>
       <w:r>
         <w:rPr>
-          <w:color w:val="000000"/>
-          <w:sz w:val="28"/>
-          <w:szCs w:val="28"/>
-        </w:rPr>
-        <w:t xml:space="preserve"> </w:t>
-      </w:r>
-      <w:proofErr w:type="spellStart"/>
-      <w:r>
-        <w:rPr>
-          <w:color w:val="000000"/>
+          <w:sz w:val="28"/>
+          <w:szCs w:val="28"/>
+        </w:rPr>
+        <w:t xml:space="preserve"> </w:t>
+      </w:r>
+      <w:proofErr w:type="spellStart"/>
+      <w:r>
+        <w:rPr>
           <w:sz w:val="28"/>
           <w:szCs w:val="28"/>
         </w:rPr>
@@ -330,16 +280,14 @@
       <w:proofErr w:type="spellEnd"/>
       <w:r>
         <w:rPr>
-          <w:color w:val="000000"/>
-          <w:sz w:val="28"/>
-          <w:szCs w:val="28"/>
-        </w:rPr>
-        <w:t xml:space="preserve"> </w:t>
-      </w:r>
-      <w:proofErr w:type="spellStart"/>
-      <w:r>
-        <w:rPr>
-          <w:color w:val="000000"/>
+          <w:sz w:val="28"/>
+          <w:szCs w:val="28"/>
+        </w:rPr>
+        <w:t xml:space="preserve"> </w:t>
+      </w:r>
+      <w:proofErr w:type="spellStart"/>
+      <w:r>
+        <w:rPr>
           <w:sz w:val="28"/>
           <w:szCs w:val="28"/>
         </w:rPr>
@@ -348,16 +296,14 @@
       <w:proofErr w:type="spellEnd"/>
       <w:r>
         <w:rPr>
-          <w:color w:val="000000"/>
-          <w:sz w:val="28"/>
-          <w:szCs w:val="28"/>
-        </w:rPr>
-        <w:t xml:space="preserve"> </w:t>
-      </w:r>
-      <w:proofErr w:type="spellStart"/>
-      <w:r>
-        <w:rPr>
-          <w:color w:val="000000"/>
+          <w:sz w:val="28"/>
+          <w:szCs w:val="28"/>
+        </w:rPr>
+        <w:t xml:space="preserve"> </w:t>
+      </w:r>
+      <w:proofErr w:type="spellStart"/>
+      <w:r>
+        <w:rPr>
           <w:sz w:val="28"/>
           <w:szCs w:val="28"/>
         </w:rPr>
@@ -366,16 +312,14 @@
       <w:proofErr w:type="spellEnd"/>
       <w:r>
         <w:rPr>
-          <w:color w:val="000000"/>
-          <w:sz w:val="28"/>
-          <w:szCs w:val="28"/>
-        </w:rPr>
-        <w:t xml:space="preserve"> </w:t>
-      </w:r>
-      <w:proofErr w:type="spellStart"/>
-      <w:r>
-        <w:rPr>
-          <w:color w:val="000000"/>
+          <w:sz w:val="28"/>
+          <w:szCs w:val="28"/>
+        </w:rPr>
+        <w:t xml:space="preserve"> </w:t>
+      </w:r>
+      <w:proofErr w:type="spellStart"/>
+      <w:r>
+        <w:rPr>
           <w:sz w:val="28"/>
           <w:szCs w:val="28"/>
         </w:rPr>
@@ -384,16 +328,14 @@
       <w:proofErr w:type="spellEnd"/>
       <w:r>
         <w:rPr>
-          <w:color w:val="000000"/>
-          <w:sz w:val="28"/>
-          <w:szCs w:val="28"/>
-        </w:rPr>
-        <w:t xml:space="preserve"> </w:t>
-      </w:r>
-      <w:proofErr w:type="spellStart"/>
-      <w:r>
-        <w:rPr>
-          <w:color w:val="000000"/>
+          <w:sz w:val="28"/>
+          <w:szCs w:val="28"/>
+        </w:rPr>
+        <w:t xml:space="preserve"> </w:t>
+      </w:r>
+      <w:proofErr w:type="spellStart"/>
+      <w:r>
+        <w:rPr>
           <w:sz w:val="28"/>
           <w:szCs w:val="28"/>
         </w:rPr>
@@ -402,16 +344,14 @@
       <w:proofErr w:type="spellEnd"/>
       <w:r>
         <w:rPr>
-          <w:color w:val="000000"/>
-          <w:sz w:val="28"/>
-          <w:szCs w:val="28"/>
-        </w:rPr>
-        <w:t xml:space="preserve"> </w:t>
-      </w:r>
-      <w:proofErr w:type="spellStart"/>
-      <w:r>
-        <w:rPr>
-          <w:color w:val="000000"/>
+          <w:sz w:val="28"/>
+          <w:szCs w:val="28"/>
+        </w:rPr>
+        <w:t xml:space="preserve"> </w:t>
+      </w:r>
+      <w:proofErr w:type="spellStart"/>
+      <w:r>
+        <w:rPr>
           <w:sz w:val="28"/>
           <w:szCs w:val="28"/>
         </w:rPr>
@@ -420,16 +360,14 @@
       <w:proofErr w:type="spellEnd"/>
       <w:r>
         <w:rPr>
-          <w:color w:val="000000"/>
-          <w:sz w:val="28"/>
-          <w:szCs w:val="28"/>
-        </w:rPr>
-        <w:t xml:space="preserve"> </w:t>
-      </w:r>
-      <w:proofErr w:type="spellStart"/>
-      <w:r>
-        <w:rPr>
-          <w:color w:val="000000"/>
+          <w:sz w:val="28"/>
+          <w:szCs w:val="28"/>
+        </w:rPr>
+        <w:t xml:space="preserve"> </w:t>
+      </w:r>
+      <w:proofErr w:type="spellStart"/>
+      <w:r>
+        <w:rPr>
           <w:sz w:val="28"/>
           <w:szCs w:val="28"/>
         </w:rPr>
@@ -438,16 +376,14 @@
       <w:proofErr w:type="spellEnd"/>
       <w:r>
         <w:rPr>
-          <w:color w:val="000000"/>
-          <w:sz w:val="28"/>
-          <w:szCs w:val="28"/>
-        </w:rPr>
-        <w:t xml:space="preserve"> </w:t>
-      </w:r>
-      <w:proofErr w:type="spellStart"/>
-      <w:r>
-        <w:rPr>
-          <w:color w:val="000000"/>
+          <w:sz w:val="28"/>
+          <w:szCs w:val="28"/>
+        </w:rPr>
+        <w:t xml:space="preserve"> </w:t>
+      </w:r>
+      <w:proofErr w:type="spellStart"/>
+      <w:r>
+        <w:rPr>
           <w:sz w:val="28"/>
           <w:szCs w:val="28"/>
         </w:rPr>
@@ -456,16 +392,14 @@
       <w:proofErr w:type="spellEnd"/>
       <w:r>
         <w:rPr>
-          <w:color w:val="000000"/>
-          <w:sz w:val="28"/>
-          <w:szCs w:val="28"/>
-        </w:rPr>
-        <w:t xml:space="preserve"> </w:t>
-      </w:r>
-      <w:proofErr w:type="spellStart"/>
-      <w:r>
-        <w:rPr>
-          <w:color w:val="000000"/>
+          <w:sz w:val="28"/>
+          <w:szCs w:val="28"/>
+        </w:rPr>
+        <w:t xml:space="preserve"> </w:t>
+      </w:r>
+      <w:proofErr w:type="spellStart"/>
+      <w:r>
+        <w:rPr>
           <w:sz w:val="28"/>
           <w:szCs w:val="28"/>
         </w:rPr>
@@ -474,16 +408,14 @@
       <w:proofErr w:type="spellEnd"/>
       <w:r>
         <w:rPr>
-          <w:color w:val="000000"/>
-          <w:sz w:val="28"/>
-          <w:szCs w:val="28"/>
-        </w:rPr>
-        <w:t xml:space="preserve"> </w:t>
-      </w:r>
-      <w:proofErr w:type="spellStart"/>
-      <w:r>
-        <w:rPr>
-          <w:color w:val="000000"/>
+          <w:sz w:val="28"/>
+          <w:szCs w:val="28"/>
+        </w:rPr>
+        <w:t xml:space="preserve"> </w:t>
+      </w:r>
+      <w:proofErr w:type="spellStart"/>
+      <w:r>
+        <w:rPr>
           <w:sz w:val="28"/>
           <w:szCs w:val="28"/>
         </w:rPr>
@@ -492,16 +424,14 @@
       <w:proofErr w:type="spellEnd"/>
       <w:r>
         <w:rPr>
-          <w:color w:val="000000"/>
-          <w:sz w:val="28"/>
-          <w:szCs w:val="28"/>
-        </w:rPr>
-        <w:t xml:space="preserve"> </w:t>
-      </w:r>
-      <w:proofErr w:type="spellStart"/>
-      <w:r>
-        <w:rPr>
-          <w:color w:val="000000"/>
+          <w:sz w:val="28"/>
+          <w:szCs w:val="28"/>
+        </w:rPr>
+        <w:t xml:space="preserve"> </w:t>
+      </w:r>
+      <w:proofErr w:type="spellStart"/>
+      <w:r>
+        <w:rPr>
           <w:sz w:val="28"/>
           <w:szCs w:val="28"/>
         </w:rPr>
@@ -510,16 +440,14 @@
       <w:proofErr w:type="spellEnd"/>
       <w:r>
         <w:rPr>
-          <w:color w:val="000000"/>
-          <w:sz w:val="28"/>
-          <w:szCs w:val="28"/>
-        </w:rPr>
-        <w:t xml:space="preserve"> </w:t>
-      </w:r>
-      <w:proofErr w:type="spellStart"/>
-      <w:r>
-        <w:rPr>
-          <w:color w:val="000000"/>
+          <w:sz w:val="28"/>
+          <w:szCs w:val="28"/>
+        </w:rPr>
+        <w:t xml:space="preserve"> </w:t>
+      </w:r>
+      <w:proofErr w:type="spellStart"/>
+      <w:r>
+        <w:rPr>
           <w:sz w:val="28"/>
           <w:szCs w:val="28"/>
         </w:rPr>
@@ -528,16 +456,14 @@
       <w:proofErr w:type="spellEnd"/>
       <w:r>
         <w:rPr>
-          <w:color w:val="000000"/>
-          <w:sz w:val="28"/>
-          <w:szCs w:val="28"/>
-        </w:rPr>
-        <w:t xml:space="preserve"> </w:t>
-      </w:r>
-      <w:proofErr w:type="spellStart"/>
-      <w:r>
-        <w:rPr>
-          <w:color w:val="000000"/>
+          <w:sz w:val="28"/>
+          <w:szCs w:val="28"/>
+        </w:rPr>
+        <w:t xml:space="preserve"> </w:t>
+      </w:r>
+      <w:proofErr w:type="spellStart"/>
+      <w:r>
+        <w:rPr>
           <w:sz w:val="28"/>
           <w:szCs w:val="28"/>
         </w:rPr>
@@ -546,16 +472,14 @@
       <w:proofErr w:type="spellEnd"/>
       <w:r>
         <w:rPr>
-          <w:color w:val="000000"/>
-          <w:sz w:val="28"/>
-          <w:szCs w:val="28"/>
-        </w:rPr>
-        <w:t xml:space="preserve"> </w:t>
-      </w:r>
-      <w:proofErr w:type="spellStart"/>
-      <w:r>
-        <w:rPr>
-          <w:color w:val="000000"/>
+          <w:sz w:val="28"/>
+          <w:szCs w:val="28"/>
+        </w:rPr>
+        <w:t xml:space="preserve"> </w:t>
+      </w:r>
+      <w:proofErr w:type="spellStart"/>
+      <w:r>
+        <w:rPr>
           <w:sz w:val="28"/>
           <w:szCs w:val="28"/>
         </w:rPr>
@@ -564,16 +488,14 @@
       <w:proofErr w:type="spellEnd"/>
       <w:r>
         <w:rPr>
-          <w:color w:val="000000"/>
-          <w:sz w:val="28"/>
-          <w:szCs w:val="28"/>
-        </w:rPr>
-        <w:t xml:space="preserve"> </w:t>
-      </w:r>
-      <w:proofErr w:type="spellStart"/>
-      <w:r>
-        <w:rPr>
-          <w:color w:val="000000"/>
+          <w:sz w:val="28"/>
+          <w:szCs w:val="28"/>
+        </w:rPr>
+        <w:t xml:space="preserve"> </w:t>
+      </w:r>
+      <w:proofErr w:type="spellStart"/>
+      <w:r>
+        <w:rPr>
           <w:sz w:val="28"/>
           <w:szCs w:val="28"/>
         </w:rPr>
@@ -582,16 +504,14 @@
       <w:proofErr w:type="spellEnd"/>
       <w:r>
         <w:rPr>
-          <w:color w:val="000000"/>
-          <w:sz w:val="28"/>
-          <w:szCs w:val="28"/>
-        </w:rPr>
-        <w:t xml:space="preserve"> </w:t>
-      </w:r>
-      <w:proofErr w:type="spellStart"/>
-      <w:r>
-        <w:rPr>
-          <w:color w:val="000000"/>
+          <w:sz w:val="28"/>
+          <w:szCs w:val="28"/>
+        </w:rPr>
+        <w:t xml:space="preserve"> </w:t>
+      </w:r>
+      <w:proofErr w:type="spellStart"/>
+      <w:r>
+        <w:rPr>
           <w:sz w:val="28"/>
           <w:szCs w:val="28"/>
         </w:rPr>
@@ -600,16 +520,14 @@
       <w:proofErr w:type="spellEnd"/>
       <w:r>
         <w:rPr>
-          <w:color w:val="000000"/>
-          <w:sz w:val="28"/>
-          <w:szCs w:val="28"/>
-        </w:rPr>
-        <w:t xml:space="preserve"> </w:t>
-      </w:r>
-      <w:proofErr w:type="spellStart"/>
-      <w:r>
-        <w:rPr>
-          <w:color w:val="000000"/>
+          <w:sz w:val="28"/>
+          <w:szCs w:val="28"/>
+        </w:rPr>
+        <w:t xml:space="preserve"> </w:t>
+      </w:r>
+      <w:proofErr w:type="spellStart"/>
+      <w:r>
+        <w:rPr>
           <w:sz w:val="28"/>
           <w:szCs w:val="28"/>
         </w:rPr>
@@ -618,16 +536,14 @@
       <w:proofErr w:type="spellEnd"/>
       <w:r>
         <w:rPr>
-          <w:color w:val="000000"/>
-          <w:sz w:val="28"/>
-          <w:szCs w:val="28"/>
-        </w:rPr>
-        <w:t xml:space="preserve"> </w:t>
-      </w:r>
-      <w:proofErr w:type="spellStart"/>
-      <w:r>
-        <w:rPr>
-          <w:color w:val="000000"/>
+          <w:sz w:val="28"/>
+          <w:szCs w:val="28"/>
+        </w:rPr>
+        <w:t xml:space="preserve"> </w:t>
+      </w:r>
+      <w:proofErr w:type="spellStart"/>
+      <w:r>
+        <w:rPr>
           <w:sz w:val="28"/>
           <w:szCs w:val="28"/>
         </w:rPr>
@@ -636,16 +552,14 @@
       <w:proofErr w:type="spellEnd"/>
       <w:r>
         <w:rPr>
-          <w:color w:val="000000"/>
-          <w:sz w:val="28"/>
-          <w:szCs w:val="28"/>
-        </w:rPr>
-        <w:t xml:space="preserve"> </w:t>
-      </w:r>
-      <w:proofErr w:type="spellStart"/>
-      <w:r>
-        <w:rPr>
-          <w:color w:val="000000"/>
+          <w:sz w:val="28"/>
+          <w:szCs w:val="28"/>
+        </w:rPr>
+        <w:t xml:space="preserve"> </w:t>
+      </w:r>
+      <w:proofErr w:type="spellStart"/>
+      <w:r>
+        <w:rPr>
           <w:sz w:val="28"/>
           <w:szCs w:val="28"/>
         </w:rPr>
@@ -654,16 +568,14 @@
       <w:proofErr w:type="spellEnd"/>
       <w:r>
         <w:rPr>
-          <w:color w:val="000000"/>
-          <w:sz w:val="28"/>
-          <w:szCs w:val="28"/>
-        </w:rPr>
-        <w:t xml:space="preserve"> </w:t>
-      </w:r>
-      <w:proofErr w:type="spellStart"/>
-      <w:r>
-        <w:rPr>
-          <w:color w:val="000000"/>
+          <w:sz w:val="28"/>
+          <w:szCs w:val="28"/>
+        </w:rPr>
+        <w:t xml:space="preserve"> </w:t>
+      </w:r>
+      <w:proofErr w:type="spellStart"/>
+      <w:r>
+        <w:rPr>
           <w:sz w:val="28"/>
           <w:szCs w:val="28"/>
         </w:rPr>
@@ -672,16 +584,14 @@
       <w:proofErr w:type="spellEnd"/>
       <w:r>
         <w:rPr>
-          <w:color w:val="000000"/>
-          <w:sz w:val="28"/>
-          <w:szCs w:val="28"/>
-        </w:rPr>
-        <w:t xml:space="preserve"> </w:t>
-      </w:r>
-      <w:proofErr w:type="spellStart"/>
-      <w:r>
-        <w:rPr>
-          <w:color w:val="000000"/>
+          <w:sz w:val="28"/>
+          <w:szCs w:val="28"/>
+        </w:rPr>
+        <w:t xml:space="preserve"> </w:t>
+      </w:r>
+      <w:proofErr w:type="spellStart"/>
+      <w:r>
+        <w:rPr>
           <w:sz w:val="28"/>
           <w:szCs w:val="28"/>
         </w:rPr>
@@ -690,16 +600,14 @@
       <w:proofErr w:type="spellEnd"/>
       <w:r>
         <w:rPr>
-          <w:color w:val="000000"/>
-          <w:sz w:val="28"/>
-          <w:szCs w:val="28"/>
-        </w:rPr>
-        <w:t xml:space="preserve"> </w:t>
-      </w:r>
-      <w:proofErr w:type="spellStart"/>
-      <w:r>
-        <w:rPr>
-          <w:color w:val="000000"/>
+          <w:sz w:val="28"/>
+          <w:szCs w:val="28"/>
+        </w:rPr>
+        <w:t xml:space="preserve"> </w:t>
+      </w:r>
+      <w:proofErr w:type="spellStart"/>
+      <w:r>
+        <w:rPr>
           <w:sz w:val="28"/>
           <w:szCs w:val="28"/>
         </w:rPr>
@@ -708,16 +616,14 @@
       <w:proofErr w:type="spellEnd"/>
       <w:r>
         <w:rPr>
-          <w:color w:val="000000"/>
-          <w:sz w:val="28"/>
-          <w:szCs w:val="28"/>
-        </w:rPr>
-        <w:t xml:space="preserve"> </w:t>
-      </w:r>
-      <w:proofErr w:type="spellStart"/>
-      <w:r>
-        <w:rPr>
-          <w:color w:val="000000"/>
+          <w:sz w:val="28"/>
+          <w:szCs w:val="28"/>
+        </w:rPr>
+        <w:t xml:space="preserve"> </w:t>
+      </w:r>
+      <w:proofErr w:type="spellStart"/>
+      <w:r>
+        <w:rPr>
           <w:sz w:val="28"/>
           <w:szCs w:val="28"/>
         </w:rPr>
@@ -726,16 +632,14 @@
       <w:proofErr w:type="spellEnd"/>
       <w:r>
         <w:rPr>
-          <w:color w:val="000000"/>
-          <w:sz w:val="28"/>
-          <w:szCs w:val="28"/>
-        </w:rPr>
-        <w:t xml:space="preserve"> </w:t>
-      </w:r>
-      <w:proofErr w:type="spellStart"/>
-      <w:r>
-        <w:rPr>
-          <w:color w:val="000000"/>
+          <w:sz w:val="28"/>
+          <w:szCs w:val="28"/>
+        </w:rPr>
+        <w:t xml:space="preserve"> </w:t>
+      </w:r>
+      <w:proofErr w:type="spellStart"/>
+      <w:r>
+        <w:rPr>
           <w:sz w:val="28"/>
           <w:szCs w:val="28"/>
         </w:rPr>
@@ -744,7 +648,6 @@
       <w:proofErr w:type="spellEnd"/>
       <w:r>
         <w:rPr>
-          <w:color w:val="000000"/>
           <w:sz w:val="28"/>
           <w:szCs w:val="28"/>
         </w:rPr>
@@ -753,7 +656,6 @@
       <w:proofErr w:type="spellStart"/>
       <w:r>
         <w:rPr>
-          <w:color w:val="000000"/>
           <w:sz w:val="28"/>
           <w:szCs w:val="28"/>
         </w:rPr>
@@ -762,16 +664,14 @@
       <w:proofErr w:type="spellEnd"/>
       <w:r>
         <w:rPr>
-          <w:color w:val="000000"/>
-          <w:sz w:val="28"/>
-          <w:szCs w:val="28"/>
-        </w:rPr>
-        <w:t xml:space="preserve"> </w:t>
-      </w:r>
-      <w:proofErr w:type="spellStart"/>
-      <w:r>
-        <w:rPr>
-          <w:color w:val="000000"/>
+          <w:sz w:val="28"/>
+          <w:szCs w:val="28"/>
+        </w:rPr>
+        <w:t xml:space="preserve"> </w:t>
+      </w:r>
+      <w:proofErr w:type="spellStart"/>
+      <w:r>
+        <w:rPr>
           <w:sz w:val="28"/>
           <w:szCs w:val="28"/>
         </w:rPr>
@@ -780,16 +680,14 @@
       <w:proofErr w:type="spellEnd"/>
       <w:r>
         <w:rPr>
-          <w:color w:val="000000"/>
-          <w:sz w:val="28"/>
-          <w:szCs w:val="28"/>
-        </w:rPr>
-        <w:t xml:space="preserve"> </w:t>
-      </w:r>
-      <w:proofErr w:type="spellStart"/>
-      <w:r>
-        <w:rPr>
-          <w:color w:val="000000"/>
+          <w:sz w:val="28"/>
+          <w:szCs w:val="28"/>
+        </w:rPr>
+        <w:t xml:space="preserve"> </w:t>
+      </w:r>
+      <w:proofErr w:type="spellStart"/>
+      <w:r>
+        <w:rPr>
           <w:sz w:val="28"/>
           <w:szCs w:val="28"/>
         </w:rPr>
@@ -798,16 +696,14 @@
       <w:proofErr w:type="spellEnd"/>
       <w:r>
         <w:rPr>
-          <w:color w:val="000000"/>
-          <w:sz w:val="28"/>
-          <w:szCs w:val="28"/>
-        </w:rPr>
-        <w:t xml:space="preserve"> </w:t>
-      </w:r>
-      <w:proofErr w:type="spellStart"/>
-      <w:r>
-        <w:rPr>
-          <w:color w:val="000000"/>
+          <w:sz w:val="28"/>
+          <w:szCs w:val="28"/>
+        </w:rPr>
+        <w:t xml:space="preserve"> </w:t>
+      </w:r>
+      <w:proofErr w:type="spellStart"/>
+      <w:r>
+        <w:rPr>
           <w:sz w:val="28"/>
           <w:szCs w:val="28"/>
         </w:rPr>
@@ -816,16 +712,14 @@
       <w:proofErr w:type="spellEnd"/>
       <w:r>
         <w:rPr>
-          <w:color w:val="000000"/>
-          <w:sz w:val="28"/>
-          <w:szCs w:val="28"/>
-        </w:rPr>
-        <w:t xml:space="preserve"> </w:t>
-      </w:r>
-      <w:proofErr w:type="spellStart"/>
-      <w:r>
-        <w:rPr>
-          <w:color w:val="000000"/>
+          <w:sz w:val="28"/>
+          <w:szCs w:val="28"/>
+        </w:rPr>
+        <w:t xml:space="preserve"> </w:t>
+      </w:r>
+      <w:proofErr w:type="spellStart"/>
+      <w:r>
+        <w:rPr>
           <w:sz w:val="28"/>
           <w:szCs w:val="28"/>
         </w:rPr>
@@ -834,16 +728,14 @@
       <w:proofErr w:type="spellEnd"/>
       <w:r>
         <w:rPr>
-          <w:color w:val="000000"/>
-          <w:sz w:val="28"/>
-          <w:szCs w:val="28"/>
-        </w:rPr>
-        <w:t xml:space="preserve"> </w:t>
-      </w:r>
-      <w:proofErr w:type="spellStart"/>
-      <w:r>
-        <w:rPr>
-          <w:color w:val="000000"/>
+          <w:sz w:val="28"/>
+          <w:szCs w:val="28"/>
+        </w:rPr>
+        <w:t xml:space="preserve"> </w:t>
+      </w:r>
+      <w:proofErr w:type="spellStart"/>
+      <w:r>
+        <w:rPr>
           <w:sz w:val="28"/>
           <w:szCs w:val="28"/>
         </w:rPr>
@@ -852,16 +744,14 @@
       <w:proofErr w:type="spellEnd"/>
       <w:r>
         <w:rPr>
-          <w:color w:val="000000"/>
-          <w:sz w:val="28"/>
-          <w:szCs w:val="28"/>
-        </w:rPr>
-        <w:t xml:space="preserve"> </w:t>
-      </w:r>
-      <w:proofErr w:type="spellStart"/>
-      <w:r>
-        <w:rPr>
-          <w:color w:val="000000"/>
+          <w:sz w:val="28"/>
+          <w:szCs w:val="28"/>
+        </w:rPr>
+        <w:t xml:space="preserve"> </w:t>
+      </w:r>
+      <w:proofErr w:type="spellStart"/>
+      <w:r>
+        <w:rPr>
           <w:sz w:val="28"/>
           <w:szCs w:val="28"/>
         </w:rPr>
@@ -870,16 +760,14 @@
       <w:proofErr w:type="spellEnd"/>
       <w:r>
         <w:rPr>
-          <w:color w:val="000000"/>
-          <w:sz w:val="28"/>
-          <w:szCs w:val="28"/>
-        </w:rPr>
-        <w:t xml:space="preserve"> </w:t>
-      </w:r>
-      <w:proofErr w:type="spellStart"/>
-      <w:r>
-        <w:rPr>
-          <w:color w:val="000000"/>
+          <w:sz w:val="28"/>
+          <w:szCs w:val="28"/>
+        </w:rPr>
+        <w:t xml:space="preserve"> </w:t>
+      </w:r>
+      <w:proofErr w:type="spellStart"/>
+      <w:r>
+        <w:rPr>
           <w:sz w:val="28"/>
           <w:szCs w:val="28"/>
         </w:rPr>
@@ -888,7 +776,6 @@
       <w:proofErr w:type="spellEnd"/>
       <w:r>
         <w:rPr>
-          <w:color w:val="000000"/>
           <w:sz w:val="28"/>
           <w:szCs w:val="28"/>
         </w:rPr>
@@ -897,7 +784,7 @@
     </w:p>
     <w:p>
       <w:pPr>
-        <w:pStyle w:val="NormalWeb"/>
+        <w:pStyle w:val="a3"/>
         <w:spacing w:before="0" w:beforeAutospacing="0" w:after="0" w:afterAutospacing="0"/>
         <w:ind w:firstLine="708"/>
         <w:jc w:val="both"/>
@@ -905,7 +792,6 @@
       <w:proofErr w:type="spellStart"/>
       <w:r>
         <w:rPr>
-          <w:color w:val="000000"/>
           <w:sz w:val="28"/>
           <w:szCs w:val="28"/>
         </w:rPr>
@@ -914,16 +800,14 @@
       <w:proofErr w:type="spellEnd"/>
       <w:r>
         <w:rPr>
-          <w:color w:val="000000"/>
-          <w:sz w:val="28"/>
-          <w:szCs w:val="28"/>
-        </w:rPr>
-        <w:t xml:space="preserve"> </w:t>
-      </w:r>
-      <w:proofErr w:type="spellStart"/>
-      <w:r>
-        <w:rPr>
-          <w:color w:val="000000"/>
+          <w:sz w:val="28"/>
+          <w:szCs w:val="28"/>
+        </w:rPr>
+        <w:t xml:space="preserve"> </w:t>
+      </w:r>
+      <w:proofErr w:type="spellStart"/>
+      <w:r>
+        <w:rPr>
           <w:sz w:val="28"/>
           <w:szCs w:val="28"/>
         </w:rPr>
@@ -932,24 +816,30 @@
       <w:proofErr w:type="spellEnd"/>
       <w:r>
         <w:rPr>
-          <w:color w:val="000000"/>
-          <w:sz w:val="28"/>
-          <w:szCs w:val="28"/>
-        </w:rPr>
-        <w:t xml:space="preserve"> </w:t>
-      </w:r>
-      <w:r>
-        <w:rPr>
-          <w:color w:val="4472C4" w:themeColor="accent1"/>
-          <w:sz w:val="28"/>
-          <w:szCs w:val="28"/>
-        </w:rPr>
-        <w:t xml:space="preserve">{yigilish_sanasi} </w:t>
-      </w:r>
-      <w:proofErr w:type="spellStart"/>
-      <w:r>
-        <w:rPr>
-          <w:color w:val="000000"/>
+          <w:sz w:val="28"/>
+          <w:szCs w:val="28"/>
+        </w:rPr>
+        <w:t xml:space="preserve"> {</w:t>
+      </w:r>
+      <w:proofErr w:type="spellStart"/>
+      <w:r>
+        <w:rPr>
+          <w:sz w:val="28"/>
+          <w:szCs w:val="28"/>
+        </w:rPr>
+        <w:t>yigilish_sanasi</w:t>
+      </w:r>
+      <w:proofErr w:type="spellEnd"/>
+      <w:r>
+        <w:rPr>
+          <w:sz w:val="28"/>
+          <w:szCs w:val="28"/>
+        </w:rPr>
+        <w:t xml:space="preserve">} </w:t>
+      </w:r>
+      <w:proofErr w:type="spellStart"/>
+      <w:r>
+        <w:rPr>
           <w:sz w:val="28"/>
           <w:szCs w:val="28"/>
         </w:rPr>
@@ -958,16 +848,14 @@
       <w:proofErr w:type="spellEnd"/>
       <w:r>
         <w:rPr>
-          <w:color w:val="000000"/>
-          <w:sz w:val="28"/>
-          <w:szCs w:val="28"/>
-        </w:rPr>
-        <w:t xml:space="preserve"> </w:t>
-      </w:r>
-      <w:proofErr w:type="spellStart"/>
-      <w:r>
-        <w:rPr>
-          <w:color w:val="000000"/>
+          <w:sz w:val="28"/>
+          <w:szCs w:val="28"/>
+        </w:rPr>
+        <w:t xml:space="preserve"> </w:t>
+      </w:r>
+      <w:proofErr w:type="spellStart"/>
+      <w:r>
+        <w:rPr>
           <w:sz w:val="28"/>
           <w:szCs w:val="28"/>
         </w:rPr>
@@ -976,16 +864,14 @@
       <w:proofErr w:type="spellEnd"/>
       <w:r>
         <w:rPr>
-          <w:color w:val="000000"/>
-          <w:sz w:val="28"/>
-          <w:szCs w:val="28"/>
-        </w:rPr>
-        <w:t xml:space="preserve"> </w:t>
-      </w:r>
-      <w:proofErr w:type="spellStart"/>
-      <w:r>
-        <w:rPr>
-          <w:color w:val="000000"/>
+          <w:sz w:val="28"/>
+          <w:szCs w:val="28"/>
+        </w:rPr>
+        <w:t xml:space="preserve"> </w:t>
+      </w:r>
+      <w:proofErr w:type="spellStart"/>
+      <w:r>
+        <w:rPr>
           <w:sz w:val="28"/>
           <w:szCs w:val="28"/>
         </w:rPr>
@@ -994,16 +880,14 @@
       <w:proofErr w:type="spellEnd"/>
       <w:r>
         <w:rPr>
-          <w:color w:val="000000"/>
-          <w:sz w:val="28"/>
-          <w:szCs w:val="28"/>
-        </w:rPr>
-        <w:t xml:space="preserve"> </w:t>
-      </w:r>
-      <w:proofErr w:type="spellStart"/>
-      <w:r>
-        <w:rPr>
-          <w:color w:val="000000"/>
+          <w:sz w:val="28"/>
+          <w:szCs w:val="28"/>
+        </w:rPr>
+        <w:t xml:space="preserve"> </w:t>
+      </w:r>
+      <w:proofErr w:type="spellStart"/>
+      <w:r>
+        <w:rPr>
           <w:sz w:val="28"/>
           <w:szCs w:val="28"/>
         </w:rPr>
@@ -1012,16 +896,14 @@
       <w:proofErr w:type="spellEnd"/>
       <w:r>
         <w:rPr>
-          <w:color w:val="000000"/>
-          <w:sz w:val="28"/>
-          <w:szCs w:val="28"/>
-        </w:rPr>
-        <w:t xml:space="preserve"> </w:t>
-      </w:r>
-      <w:proofErr w:type="spellStart"/>
-      <w:r>
-        <w:rPr>
-          <w:color w:val="000000"/>
+          <w:sz w:val="28"/>
+          <w:szCs w:val="28"/>
+        </w:rPr>
+        <w:t xml:space="preserve"> </w:t>
+      </w:r>
+      <w:proofErr w:type="spellStart"/>
+      <w:r>
+        <w:rPr>
           <w:sz w:val="28"/>
           <w:szCs w:val="28"/>
         </w:rPr>
@@ -1030,98 +912,46 @@
       <w:proofErr w:type="spellEnd"/>
       <w:r>
         <w:rPr>
-          <w:color w:val="000000"/>
-          <w:sz w:val="28"/>
-          <w:szCs w:val="28"/>
-        </w:rPr>
-        <w:t xml:space="preserve"> </w:t>
-      </w:r>
-      <w:proofErr w:type="spellStart"/>
-      <w:r>
-        <w:rPr>
-          <w:color w:val="000000"/>
-          <w:sz w:val="28"/>
-          <w:szCs w:val="28"/>
-        </w:rPr>
-        <w:t>{rahbar_lavozimi} {rahbar_fio}</w:t>
-      </w:r>
-      <w:proofErr w:type="spellEnd"/>
-      <w:r>
-        <w:rPr>
-          <w:color w:val="000000"/>
-          <w:sz w:val="28"/>
-          <w:szCs w:val="28"/>
-        </w:rPr>
-      </w:r>
-      <w:proofErr w:type="spellStart"/>
-      <w:r>
-        <w:rPr>
-          <w:color w:val="000000"/>
-          <w:sz w:val="28"/>
-          <w:szCs w:val="28"/>
-        </w:rPr>
-      </w:r>
-      <w:proofErr w:type="spellEnd"/>
-      <w:r>
-        <w:rPr>
-          <w:color w:val="000000"/>
-          <w:sz w:val="28"/>
-          <w:szCs w:val="28"/>
-        </w:rPr>
-      </w:r>
-      <w:proofErr w:type="spellStart"/>
-      <w:r>
-        <w:rPr>
-          <w:color w:val="4472C4" w:themeColor="accent1"/>
-          <w:sz w:val="28"/>
-          <w:szCs w:val="28"/>
-        </w:rPr>
-      </w:r>
-      <w:proofErr w:type="spellEnd"/>
-      <w:r>
-        <w:rPr>
-          <w:color w:val="4472C4" w:themeColor="accent1"/>
-          <w:sz w:val="28"/>
-          <w:szCs w:val="28"/>
-        </w:rPr>
-      </w:r>
-      <w:proofErr w:type="spellStart"/>
-      <w:r>
-        <w:rPr>
-          <w:color w:val="4472C4" w:themeColor="accent1"/>
-          <w:sz w:val="28"/>
-          <w:szCs w:val="28"/>
-        </w:rPr>
-      </w:r>
-      <w:proofErr w:type="spellEnd"/>
-      <w:r>
-        <w:rPr>
-          <w:color w:val="4472C4" w:themeColor="accent1"/>
-          <w:sz w:val="28"/>
-          <w:szCs w:val="28"/>
-        </w:rPr>
-      </w:r>
-      <w:proofErr w:type="spellStart"/>
-      <w:r>
-        <w:rPr>
-          <w:color w:val="4472C4" w:themeColor="accent1"/>
-          <w:sz w:val="28"/>
-          <w:szCs w:val="28"/>
-        </w:rPr>
-      </w:r>
-      <w:proofErr w:type="spellEnd"/>
-      <w:r>
-        <w:rPr>
-          <w:color w:val="4472C4" w:themeColor="accent1"/>
-          <w:sz w:val="28"/>
-          <w:szCs w:val="28"/>
-        </w:rPr>
-        <w:t xml:space="preserve"> </w:t>
-      </w:r>
-      <w:proofErr w:type="spellStart"/>
-      <w:r>
-        <w:rPr>
-          <w:color w:val="000000"/>
+          <w:sz w:val="28"/>
+          <w:szCs w:val="28"/>
+        </w:rPr>
+        <w:t xml:space="preserve"> {</w:t>
+      </w:r>
+      <w:proofErr w:type="spellStart"/>
+      <w:r>
+        <w:rPr>
+          <w:sz w:val="28"/>
+          <w:szCs w:val="28"/>
+        </w:rPr>
+        <w:t>rahbar_lavozimi</w:t>
+      </w:r>
+      <w:proofErr w:type="spellEnd"/>
+      <w:r>
+        <w:rPr>
+          <w:sz w:val="28"/>
+          <w:szCs w:val="28"/>
+        </w:rPr>
+        <w:t>} {</w:t>
+      </w:r>
+      <w:proofErr w:type="spellStart"/>
+      <w:r>
+        <w:rPr>
+          <w:sz w:val="28"/>
+          <w:szCs w:val="28"/>
+        </w:rPr>
+        <w:t>rahbar_fio</w:t>
+      </w:r>
+      <w:proofErr w:type="spellEnd"/>
+      <w:r>
+        <w:rPr>
+          <w:sz w:val="28"/>
+          <w:szCs w:val="28"/>
+        </w:rPr>
+        <w:t xml:space="preserve">} </w:t>
+      </w:r>
+      <w:proofErr w:type="spellStart"/>
+      <w:r>
+        <w:rPr>
           <w:sz w:val="28"/>
           <w:szCs w:val="28"/>
         </w:rPr>
@@ -1130,16 +960,14 @@
       <w:proofErr w:type="spellEnd"/>
       <w:r>
         <w:rPr>
-          <w:color w:val="000000"/>
-          <w:sz w:val="28"/>
-          <w:szCs w:val="28"/>
-        </w:rPr>
-        <w:t xml:space="preserve"> </w:t>
-      </w:r>
-      <w:proofErr w:type="spellStart"/>
-      <w:r>
-        <w:rPr>
-          <w:color w:val="000000"/>
+          <w:sz w:val="28"/>
+          <w:szCs w:val="28"/>
+        </w:rPr>
+        <w:t xml:space="preserve"> </w:t>
+      </w:r>
+      <w:proofErr w:type="spellStart"/>
+      <w:r>
+        <w:rPr>
           <w:sz w:val="28"/>
           <w:szCs w:val="28"/>
         </w:rPr>
@@ -1148,16 +976,14 @@
       <w:proofErr w:type="spellEnd"/>
       <w:r>
         <w:rPr>
-          <w:color w:val="000000"/>
-          <w:sz w:val="28"/>
-          <w:szCs w:val="28"/>
-        </w:rPr>
-        <w:t xml:space="preserve"> </w:t>
-      </w:r>
-      <w:proofErr w:type="spellStart"/>
-      <w:r>
-        <w:rPr>
-          <w:color w:val="000000"/>
+          <w:sz w:val="28"/>
+          <w:szCs w:val="28"/>
+        </w:rPr>
+        <w:t xml:space="preserve"> </w:t>
+      </w:r>
+      <w:proofErr w:type="spellStart"/>
+      <w:r>
+        <w:rPr>
           <w:sz w:val="28"/>
           <w:szCs w:val="28"/>
         </w:rPr>
@@ -1166,16 +992,14 @@
       <w:proofErr w:type="spellEnd"/>
       <w:r>
         <w:rPr>
-          <w:color w:val="000000"/>
-          <w:sz w:val="28"/>
-          <w:szCs w:val="28"/>
-        </w:rPr>
-        <w:t xml:space="preserve"> </w:t>
-      </w:r>
-      <w:proofErr w:type="spellStart"/>
-      <w:r>
-        <w:rPr>
-          <w:color w:val="000000"/>
+          <w:sz w:val="28"/>
+          <w:szCs w:val="28"/>
+        </w:rPr>
+        <w:t xml:space="preserve"> </w:t>
+      </w:r>
+      <w:proofErr w:type="spellStart"/>
+      <w:r>
+        <w:rPr>
           <w:sz w:val="28"/>
           <w:szCs w:val="28"/>
         </w:rPr>
@@ -1184,16 +1008,14 @@
       <w:proofErr w:type="spellEnd"/>
       <w:r>
         <w:rPr>
-          <w:color w:val="000000"/>
-          <w:sz w:val="28"/>
-          <w:szCs w:val="28"/>
-        </w:rPr>
-        <w:t xml:space="preserve"> </w:t>
-      </w:r>
-      <w:proofErr w:type="spellStart"/>
-      <w:r>
-        <w:rPr>
-          <w:color w:val="000000"/>
+          <w:sz w:val="28"/>
+          <w:szCs w:val="28"/>
+        </w:rPr>
+        <w:t xml:space="preserve"> </w:t>
+      </w:r>
+      <w:proofErr w:type="spellStart"/>
+      <w:r>
+        <w:rPr>
           <w:sz w:val="28"/>
           <w:szCs w:val="28"/>
         </w:rPr>
@@ -1202,16 +1024,14 @@
       <w:proofErr w:type="spellEnd"/>
       <w:r>
         <w:rPr>
-          <w:color w:val="000000"/>
-          <w:sz w:val="28"/>
-          <w:szCs w:val="28"/>
-        </w:rPr>
-        <w:t xml:space="preserve"> </w:t>
-      </w:r>
-      <w:proofErr w:type="spellStart"/>
-      <w:r>
-        <w:rPr>
-          <w:color w:val="000000"/>
+          <w:sz w:val="28"/>
+          <w:szCs w:val="28"/>
+        </w:rPr>
+        <w:t xml:space="preserve"> </w:t>
+      </w:r>
+      <w:proofErr w:type="spellStart"/>
+      <w:r>
+        <w:rPr>
           <w:sz w:val="28"/>
           <w:szCs w:val="28"/>
         </w:rPr>
@@ -1220,16 +1040,14 @@
       <w:proofErr w:type="spellEnd"/>
       <w:r>
         <w:rPr>
-          <w:color w:val="000000"/>
-          <w:sz w:val="28"/>
-          <w:szCs w:val="28"/>
-        </w:rPr>
-        <w:t xml:space="preserve"> </w:t>
-      </w:r>
-      <w:proofErr w:type="spellStart"/>
-      <w:r>
-        <w:rPr>
-          <w:color w:val="000000"/>
+          <w:sz w:val="28"/>
+          <w:szCs w:val="28"/>
+        </w:rPr>
+        <w:t xml:space="preserve"> </w:t>
+      </w:r>
+      <w:proofErr w:type="spellStart"/>
+      <w:r>
+        <w:rPr>
           <w:sz w:val="28"/>
           <w:szCs w:val="28"/>
         </w:rPr>
@@ -1238,16 +1056,14 @@
       <w:proofErr w:type="spellEnd"/>
       <w:r>
         <w:rPr>
-          <w:color w:val="000000"/>
-          <w:sz w:val="28"/>
-          <w:szCs w:val="28"/>
-        </w:rPr>
-        <w:t xml:space="preserve"> </w:t>
-      </w:r>
-      <w:proofErr w:type="spellStart"/>
-      <w:r>
-        <w:rPr>
-          <w:color w:val="000000"/>
+          <w:sz w:val="28"/>
+          <w:szCs w:val="28"/>
+        </w:rPr>
+        <w:t xml:space="preserve"> </w:t>
+      </w:r>
+      <w:proofErr w:type="spellStart"/>
+      <w:r>
+        <w:rPr>
           <w:sz w:val="28"/>
           <w:szCs w:val="28"/>
         </w:rPr>
@@ -1256,16 +1072,14 @@
       <w:proofErr w:type="spellEnd"/>
       <w:r>
         <w:rPr>
-          <w:color w:val="000000"/>
-          <w:sz w:val="28"/>
-          <w:szCs w:val="28"/>
-        </w:rPr>
-        <w:t xml:space="preserve"> </w:t>
-      </w:r>
-      <w:proofErr w:type="spellStart"/>
-      <w:r>
-        <w:rPr>
-          <w:color w:val="000000"/>
+          <w:sz w:val="28"/>
+          <w:szCs w:val="28"/>
+        </w:rPr>
+        <w:t xml:space="preserve"> </w:t>
+      </w:r>
+      <w:proofErr w:type="spellStart"/>
+      <w:r>
+        <w:rPr>
           <w:sz w:val="28"/>
           <w:szCs w:val="28"/>
         </w:rPr>
@@ -1274,16 +1088,14 @@
       <w:proofErr w:type="spellEnd"/>
       <w:r>
         <w:rPr>
-          <w:color w:val="000000"/>
-          <w:sz w:val="28"/>
-          <w:szCs w:val="28"/>
-        </w:rPr>
-        <w:t xml:space="preserve"> </w:t>
-      </w:r>
-      <w:proofErr w:type="spellStart"/>
-      <w:r>
-        <w:rPr>
-          <w:color w:val="000000"/>
+          <w:sz w:val="28"/>
+          <w:szCs w:val="28"/>
+        </w:rPr>
+        <w:t xml:space="preserve"> </w:t>
+      </w:r>
+      <w:proofErr w:type="spellStart"/>
+      <w:r>
+        <w:rPr>
           <w:sz w:val="28"/>
           <w:szCs w:val="28"/>
         </w:rPr>
@@ -1292,16 +1104,14 @@
       <w:proofErr w:type="spellEnd"/>
       <w:r>
         <w:rPr>
-          <w:color w:val="000000"/>
-          <w:sz w:val="28"/>
-          <w:szCs w:val="28"/>
-        </w:rPr>
-        <w:t xml:space="preserve"> </w:t>
-      </w:r>
-      <w:proofErr w:type="spellStart"/>
-      <w:r>
-        <w:rPr>
-          <w:color w:val="000000"/>
+          <w:sz w:val="28"/>
+          <w:szCs w:val="28"/>
+        </w:rPr>
+        <w:t xml:space="preserve"> </w:t>
+      </w:r>
+      <w:proofErr w:type="spellStart"/>
+      <w:r>
+        <w:rPr>
           <w:sz w:val="28"/>
           <w:szCs w:val="28"/>
         </w:rPr>
@@ -1310,16 +1120,14 @@
       <w:proofErr w:type="spellEnd"/>
       <w:r>
         <w:rPr>
-          <w:color w:val="000000"/>
-          <w:sz w:val="28"/>
-          <w:szCs w:val="28"/>
-        </w:rPr>
-        <w:t xml:space="preserve"> </w:t>
-      </w:r>
-      <w:proofErr w:type="spellStart"/>
-      <w:r>
-        <w:rPr>
-          <w:color w:val="000000"/>
+          <w:sz w:val="28"/>
+          <w:szCs w:val="28"/>
+        </w:rPr>
+        <w:t xml:space="preserve"> </w:t>
+      </w:r>
+      <w:proofErr w:type="spellStart"/>
+      <w:r>
+        <w:rPr>
           <w:sz w:val="28"/>
           <w:szCs w:val="28"/>
         </w:rPr>
@@ -1328,16 +1136,14 @@
       <w:proofErr w:type="spellEnd"/>
       <w:r>
         <w:rPr>
-          <w:color w:val="000000"/>
-          <w:sz w:val="28"/>
-          <w:szCs w:val="28"/>
-        </w:rPr>
-        <w:t xml:space="preserve"> </w:t>
-      </w:r>
-      <w:proofErr w:type="spellStart"/>
-      <w:r>
-        <w:rPr>
-          <w:color w:val="000000"/>
+          <w:sz w:val="28"/>
+          <w:szCs w:val="28"/>
+        </w:rPr>
+        <w:t xml:space="preserve"> </w:t>
+      </w:r>
+      <w:proofErr w:type="spellStart"/>
+      <w:r>
+        <w:rPr>
           <w:sz w:val="28"/>
           <w:szCs w:val="28"/>
         </w:rPr>
@@ -1346,16 +1152,14 @@
       <w:proofErr w:type="spellEnd"/>
       <w:r>
         <w:rPr>
-          <w:color w:val="000000"/>
-          <w:sz w:val="28"/>
-          <w:szCs w:val="28"/>
-        </w:rPr>
-        <w:t xml:space="preserve"> </w:t>
-      </w:r>
-      <w:proofErr w:type="spellStart"/>
-      <w:r>
-        <w:rPr>
-          <w:color w:val="000000"/>
+          <w:sz w:val="28"/>
+          <w:szCs w:val="28"/>
+        </w:rPr>
+        <w:t xml:space="preserve"> </w:t>
+      </w:r>
+      <w:proofErr w:type="spellStart"/>
+      <w:r>
+        <w:rPr>
           <w:sz w:val="28"/>
           <w:szCs w:val="28"/>
         </w:rPr>
@@ -1364,16 +1168,14 @@
       <w:proofErr w:type="spellEnd"/>
       <w:r>
         <w:rPr>
-          <w:color w:val="000000"/>
-          <w:sz w:val="28"/>
-          <w:szCs w:val="28"/>
-        </w:rPr>
-        <w:t xml:space="preserve"> </w:t>
-      </w:r>
-      <w:proofErr w:type="spellStart"/>
-      <w:r>
-        <w:rPr>
-          <w:color w:val="000000"/>
+          <w:sz w:val="28"/>
+          <w:szCs w:val="28"/>
+        </w:rPr>
+        <w:t xml:space="preserve"> </w:t>
+      </w:r>
+      <w:proofErr w:type="spellStart"/>
+      <w:r>
+        <w:rPr>
           <w:sz w:val="28"/>
           <w:szCs w:val="28"/>
         </w:rPr>
@@ -1382,16 +1184,14 @@
       <w:proofErr w:type="spellEnd"/>
       <w:r>
         <w:rPr>
-          <w:color w:val="000000"/>
-          <w:sz w:val="28"/>
-          <w:szCs w:val="28"/>
-        </w:rPr>
-        <w:t xml:space="preserve"> </w:t>
-      </w:r>
-      <w:proofErr w:type="spellStart"/>
-      <w:r>
-        <w:rPr>
-          <w:color w:val="000000"/>
+          <w:sz w:val="28"/>
+          <w:szCs w:val="28"/>
+        </w:rPr>
+        <w:t xml:space="preserve"> </w:t>
+      </w:r>
+      <w:proofErr w:type="spellStart"/>
+      <w:r>
+        <w:rPr>
           <w:sz w:val="28"/>
           <w:szCs w:val="28"/>
         </w:rPr>
@@ -1400,7 +1200,6 @@
       <w:proofErr w:type="spellEnd"/>
       <w:r>
         <w:rPr>
-          <w:color w:val="000000"/>
           <w:sz w:val="28"/>
           <w:szCs w:val="28"/>
         </w:rPr>
@@ -1409,7 +1208,6 @@
       <w:proofErr w:type="spellStart"/>
       <w:r>
         <w:rPr>
-          <w:color w:val="000000"/>
           <w:sz w:val="28"/>
           <w:szCs w:val="28"/>
         </w:rPr>
@@ -1418,16 +1216,14 @@
       <w:proofErr w:type="spellEnd"/>
       <w:r>
         <w:rPr>
-          <w:color w:val="000000"/>
-          <w:sz w:val="28"/>
-          <w:szCs w:val="28"/>
-        </w:rPr>
-        <w:t xml:space="preserve"> </w:t>
-      </w:r>
-      <w:proofErr w:type="spellStart"/>
-      <w:r>
-        <w:rPr>
-          <w:color w:val="000000"/>
+          <w:sz w:val="28"/>
+          <w:szCs w:val="28"/>
+        </w:rPr>
+        <w:t xml:space="preserve"> </w:t>
+      </w:r>
+      <w:proofErr w:type="spellStart"/>
+      <w:r>
+        <w:rPr>
           <w:sz w:val="28"/>
           <w:szCs w:val="28"/>
         </w:rPr>
@@ -1436,16 +1232,14 @@
       <w:proofErr w:type="spellEnd"/>
       <w:r>
         <w:rPr>
-          <w:color w:val="000000"/>
-          <w:sz w:val="28"/>
-          <w:szCs w:val="28"/>
-        </w:rPr>
-        <w:t xml:space="preserve"> </w:t>
-      </w:r>
-      <w:proofErr w:type="spellStart"/>
-      <w:r>
-        <w:rPr>
-          <w:color w:val="000000"/>
+          <w:sz w:val="28"/>
+          <w:szCs w:val="28"/>
+        </w:rPr>
+        <w:t xml:space="preserve"> </w:t>
+      </w:r>
+      <w:proofErr w:type="spellStart"/>
+      <w:r>
+        <w:rPr>
           <w:sz w:val="28"/>
           <w:szCs w:val="28"/>
         </w:rPr>
@@ -1454,16 +1248,14 @@
       <w:proofErr w:type="spellEnd"/>
       <w:r>
         <w:rPr>
-          <w:color w:val="000000"/>
-          <w:sz w:val="28"/>
-          <w:szCs w:val="28"/>
-        </w:rPr>
-        <w:t xml:space="preserve"> </w:t>
-      </w:r>
-      <w:proofErr w:type="spellStart"/>
-      <w:r>
-        <w:rPr>
-          <w:color w:val="000000"/>
+          <w:sz w:val="28"/>
+          <w:szCs w:val="28"/>
+        </w:rPr>
+        <w:t xml:space="preserve"> </w:t>
+      </w:r>
+      <w:proofErr w:type="spellStart"/>
+      <w:r>
+        <w:rPr>
           <w:sz w:val="28"/>
           <w:szCs w:val="28"/>
         </w:rPr>
@@ -1472,16 +1264,14 @@
       <w:proofErr w:type="spellEnd"/>
       <w:r>
         <w:rPr>
-          <w:color w:val="000000"/>
-          <w:sz w:val="28"/>
-          <w:szCs w:val="28"/>
-        </w:rPr>
-        <w:t xml:space="preserve"> </w:t>
-      </w:r>
-      <w:proofErr w:type="spellStart"/>
-      <w:r>
-        <w:rPr>
-          <w:color w:val="000000"/>
+          <w:sz w:val="28"/>
+          <w:szCs w:val="28"/>
+        </w:rPr>
+        <w:t xml:space="preserve"> </w:t>
+      </w:r>
+      <w:proofErr w:type="spellStart"/>
+      <w:r>
+        <w:rPr>
           <w:sz w:val="28"/>
           <w:szCs w:val="28"/>
         </w:rPr>
@@ -1490,7 +1280,6 @@
       <w:proofErr w:type="spellEnd"/>
       <w:r>
         <w:rPr>
-          <w:color w:val="000000"/>
           <w:sz w:val="28"/>
           <w:szCs w:val="28"/>
         </w:rPr>
@@ -1499,7 +1288,7 @@
     </w:p>
     <w:p>
       <w:pPr>
-        <w:pStyle w:val="NormalWeb"/>
+        <w:pStyle w:val="a3"/>
         <w:spacing w:before="0" w:beforeAutospacing="0" w:after="0" w:afterAutospacing="0"/>
         <w:ind w:firstLine="708"/>
         <w:jc w:val="both"/>
@@ -1507,7 +1296,6 @@
       <w:proofErr w:type="spellStart"/>
       <w:r>
         <w:rPr>
-          <w:color w:val="000000"/>
           <w:sz w:val="28"/>
           <w:szCs w:val="28"/>
         </w:rPr>
@@ -1516,16 +1304,14 @@
       <w:proofErr w:type="spellEnd"/>
       <w:r>
         <w:rPr>
-          <w:color w:val="000000"/>
-          <w:sz w:val="28"/>
-          <w:szCs w:val="28"/>
-        </w:rPr>
-        <w:t xml:space="preserve"> </w:t>
-      </w:r>
-      <w:proofErr w:type="spellStart"/>
-      <w:r>
-        <w:rPr>
-          <w:color w:val="000000"/>
+          <w:sz w:val="28"/>
+          <w:szCs w:val="28"/>
+        </w:rPr>
+        <w:t xml:space="preserve"> </w:t>
+      </w:r>
+      <w:proofErr w:type="spellStart"/>
+      <w:r>
+        <w:rPr>
           <w:sz w:val="28"/>
           <w:szCs w:val="28"/>
         </w:rPr>
@@ -1534,16 +1320,14 @@
       <w:proofErr w:type="spellEnd"/>
       <w:r>
         <w:rPr>
-          <w:color w:val="000000"/>
-          <w:sz w:val="28"/>
-          <w:szCs w:val="28"/>
-        </w:rPr>
-        <w:t xml:space="preserve"> </w:t>
-      </w:r>
-      <w:proofErr w:type="spellStart"/>
-      <w:r>
-        <w:rPr>
-          <w:color w:val="000000"/>
+          <w:sz w:val="28"/>
+          <w:szCs w:val="28"/>
+        </w:rPr>
+        <w:t xml:space="preserve"> </w:t>
+      </w:r>
+      <w:proofErr w:type="spellStart"/>
+      <w:r>
+        <w:rPr>
           <w:sz w:val="28"/>
           <w:szCs w:val="28"/>
         </w:rPr>
@@ -1552,16 +1336,14 @@
       <w:proofErr w:type="spellEnd"/>
       <w:r>
         <w:rPr>
-          <w:color w:val="000000"/>
-          <w:sz w:val="28"/>
-          <w:szCs w:val="28"/>
-        </w:rPr>
-        <w:t xml:space="preserve"> </w:t>
-      </w:r>
-      <w:proofErr w:type="spellStart"/>
-      <w:r>
-        <w:rPr>
-          <w:color w:val="000000"/>
+          <w:sz w:val="28"/>
+          <w:szCs w:val="28"/>
+        </w:rPr>
+        <w:t xml:space="preserve"> </w:t>
+      </w:r>
+      <w:proofErr w:type="spellStart"/>
+      <w:r>
+        <w:rPr>
           <w:sz w:val="28"/>
           <w:szCs w:val="28"/>
         </w:rPr>
@@ -1570,16 +1352,14 @@
       <w:proofErr w:type="spellEnd"/>
       <w:r>
         <w:rPr>
-          <w:color w:val="000000"/>
-          <w:sz w:val="28"/>
-          <w:szCs w:val="28"/>
-        </w:rPr>
-        <w:t xml:space="preserve"> </w:t>
-      </w:r>
-      <w:proofErr w:type="spellStart"/>
-      <w:r>
-        <w:rPr>
-          <w:color w:val="000000"/>
+          <w:sz w:val="28"/>
+          <w:szCs w:val="28"/>
+        </w:rPr>
+        <w:t xml:space="preserve"> </w:t>
+      </w:r>
+      <w:proofErr w:type="spellStart"/>
+      <w:r>
+        <w:rPr>
           <w:sz w:val="28"/>
           <w:szCs w:val="28"/>
         </w:rPr>
@@ -1588,16 +1368,14 @@
       <w:proofErr w:type="spellEnd"/>
       <w:r>
         <w:rPr>
-          <w:color w:val="000000"/>
-          <w:sz w:val="28"/>
-          <w:szCs w:val="28"/>
-        </w:rPr>
-        <w:t xml:space="preserve"> </w:t>
-      </w:r>
-      <w:proofErr w:type="spellStart"/>
-      <w:r>
-        <w:rPr>
-          <w:color w:val="000000"/>
+          <w:sz w:val="28"/>
+          <w:szCs w:val="28"/>
+        </w:rPr>
+        <w:t xml:space="preserve"> </w:t>
+      </w:r>
+      <w:proofErr w:type="spellStart"/>
+      <w:r>
+        <w:rPr>
           <w:sz w:val="28"/>
           <w:szCs w:val="28"/>
         </w:rPr>
@@ -1606,16 +1384,14 @@
       <w:proofErr w:type="spellEnd"/>
       <w:r>
         <w:rPr>
-          <w:color w:val="000000"/>
-          <w:sz w:val="28"/>
-          <w:szCs w:val="28"/>
-        </w:rPr>
-        <w:t xml:space="preserve"> </w:t>
-      </w:r>
-      <w:proofErr w:type="spellStart"/>
-      <w:r>
-        <w:rPr>
-          <w:color w:val="000000"/>
+          <w:sz w:val="28"/>
+          <w:szCs w:val="28"/>
+        </w:rPr>
+        <w:t xml:space="preserve"> </w:t>
+      </w:r>
+      <w:proofErr w:type="spellStart"/>
+      <w:r>
+        <w:rPr>
           <w:sz w:val="28"/>
           <w:szCs w:val="28"/>
         </w:rPr>
@@ -1624,16 +1400,14 @@
       <w:proofErr w:type="spellEnd"/>
       <w:r>
         <w:rPr>
-          <w:color w:val="000000"/>
-          <w:sz w:val="28"/>
-          <w:szCs w:val="28"/>
-        </w:rPr>
-        <w:t xml:space="preserve"> </w:t>
-      </w:r>
-      <w:proofErr w:type="spellStart"/>
-      <w:r>
-        <w:rPr>
-          <w:color w:val="000000"/>
+          <w:sz w:val="28"/>
+          <w:szCs w:val="28"/>
+        </w:rPr>
+        <w:t xml:space="preserve"> </w:t>
+      </w:r>
+      <w:proofErr w:type="spellStart"/>
+      <w:r>
+        <w:rPr>
           <w:sz w:val="28"/>
           <w:szCs w:val="28"/>
         </w:rPr>
@@ -1642,16 +1416,14 @@
       <w:proofErr w:type="spellEnd"/>
       <w:r>
         <w:rPr>
-          <w:color w:val="000000"/>
-          <w:sz w:val="28"/>
-          <w:szCs w:val="28"/>
-        </w:rPr>
-        <w:t xml:space="preserve"> </w:t>
-      </w:r>
-      <w:proofErr w:type="spellStart"/>
-      <w:r>
-        <w:rPr>
-          <w:color w:val="000000"/>
+          <w:sz w:val="28"/>
+          <w:szCs w:val="28"/>
+        </w:rPr>
+        <w:t xml:space="preserve"> </w:t>
+      </w:r>
+      <w:proofErr w:type="spellStart"/>
+      <w:r>
+        <w:rPr>
           <w:sz w:val="28"/>
           <w:szCs w:val="28"/>
         </w:rPr>
@@ -1660,16 +1432,14 @@
       <w:proofErr w:type="spellEnd"/>
       <w:r>
         <w:rPr>
-          <w:color w:val="000000"/>
-          <w:sz w:val="28"/>
-          <w:szCs w:val="28"/>
-        </w:rPr>
-        <w:t xml:space="preserve"> </w:t>
-      </w:r>
-      <w:proofErr w:type="spellStart"/>
-      <w:r>
-        <w:rPr>
-          <w:color w:val="000000"/>
+          <w:sz w:val="28"/>
+          <w:szCs w:val="28"/>
+        </w:rPr>
+        <w:t xml:space="preserve"> </w:t>
+      </w:r>
+      <w:proofErr w:type="spellStart"/>
+      <w:r>
+        <w:rPr>
           <w:sz w:val="28"/>
           <w:szCs w:val="28"/>
         </w:rPr>
@@ -1678,16 +1448,14 @@
       <w:proofErr w:type="spellEnd"/>
       <w:r>
         <w:rPr>
-          <w:color w:val="000000"/>
-          <w:sz w:val="28"/>
-          <w:szCs w:val="28"/>
-        </w:rPr>
-        <w:t xml:space="preserve"> </w:t>
-      </w:r>
-      <w:proofErr w:type="spellStart"/>
-      <w:r>
-        <w:rPr>
-          <w:color w:val="000000"/>
+          <w:sz w:val="28"/>
+          <w:szCs w:val="28"/>
+        </w:rPr>
+        <w:t xml:space="preserve"> </w:t>
+      </w:r>
+      <w:proofErr w:type="spellStart"/>
+      <w:r>
+        <w:rPr>
           <w:sz w:val="28"/>
           <w:szCs w:val="28"/>
         </w:rPr>
@@ -1696,16 +1464,14 @@
       <w:proofErr w:type="spellEnd"/>
       <w:r>
         <w:rPr>
-          <w:color w:val="000000"/>
-          <w:sz w:val="28"/>
-          <w:szCs w:val="28"/>
-        </w:rPr>
-        <w:t xml:space="preserve"> </w:t>
-      </w:r>
-      <w:proofErr w:type="spellStart"/>
-      <w:r>
-        <w:rPr>
-          <w:color w:val="000000"/>
+          <w:sz w:val="28"/>
+          <w:szCs w:val="28"/>
+        </w:rPr>
+        <w:t xml:space="preserve"> </w:t>
+      </w:r>
+      <w:proofErr w:type="spellStart"/>
+      <w:r>
+        <w:rPr>
           <w:sz w:val="28"/>
           <w:szCs w:val="28"/>
         </w:rPr>
@@ -1714,16 +1480,14 @@
       <w:proofErr w:type="spellEnd"/>
       <w:r>
         <w:rPr>
-          <w:color w:val="000000"/>
-          <w:sz w:val="28"/>
-          <w:szCs w:val="28"/>
-        </w:rPr>
-        <w:t xml:space="preserve"> </w:t>
-      </w:r>
-      <w:proofErr w:type="spellStart"/>
-      <w:r>
-        <w:rPr>
-          <w:color w:val="000000"/>
+          <w:sz w:val="28"/>
+          <w:szCs w:val="28"/>
+        </w:rPr>
+        <w:t xml:space="preserve"> </w:t>
+      </w:r>
+      <w:proofErr w:type="spellStart"/>
+      <w:r>
+        <w:rPr>
           <w:sz w:val="28"/>
           <w:szCs w:val="28"/>
         </w:rPr>
@@ -1732,16 +1496,14 @@
       <w:proofErr w:type="spellEnd"/>
       <w:r>
         <w:rPr>
-          <w:color w:val="000000"/>
-          <w:sz w:val="28"/>
-          <w:szCs w:val="28"/>
-        </w:rPr>
-        <w:t xml:space="preserve"> </w:t>
-      </w:r>
-      <w:proofErr w:type="spellStart"/>
-      <w:r>
-        <w:rPr>
-          <w:color w:val="000000"/>
+          <w:sz w:val="28"/>
+          <w:szCs w:val="28"/>
+        </w:rPr>
+        <w:t xml:space="preserve"> </w:t>
+      </w:r>
+      <w:proofErr w:type="spellStart"/>
+      <w:r>
+        <w:rPr>
           <w:sz w:val="28"/>
           <w:szCs w:val="28"/>
         </w:rPr>
@@ -1750,16 +1512,14 @@
       <w:proofErr w:type="spellEnd"/>
       <w:r>
         <w:rPr>
-          <w:color w:val="000000"/>
-          <w:sz w:val="28"/>
-          <w:szCs w:val="28"/>
-        </w:rPr>
-        <w:t xml:space="preserve"> </w:t>
-      </w:r>
-      <w:proofErr w:type="spellStart"/>
-      <w:r>
-        <w:rPr>
-          <w:color w:val="000000"/>
+          <w:sz w:val="28"/>
+          <w:szCs w:val="28"/>
+        </w:rPr>
+        <w:t xml:space="preserve"> </w:t>
+      </w:r>
+      <w:proofErr w:type="spellStart"/>
+      <w:r>
+        <w:rPr>
           <w:sz w:val="28"/>
           <w:szCs w:val="28"/>
         </w:rPr>
@@ -1768,16 +1528,14 @@
       <w:proofErr w:type="spellEnd"/>
       <w:r>
         <w:rPr>
-          <w:color w:val="000000"/>
-          <w:sz w:val="28"/>
-          <w:szCs w:val="28"/>
-        </w:rPr>
-        <w:t xml:space="preserve"> </w:t>
-      </w:r>
-      <w:proofErr w:type="spellStart"/>
-      <w:r>
-        <w:rPr>
-          <w:color w:val="000000"/>
+          <w:sz w:val="28"/>
+          <w:szCs w:val="28"/>
+        </w:rPr>
+        <w:t xml:space="preserve"> </w:t>
+      </w:r>
+      <w:proofErr w:type="spellStart"/>
+      <w:r>
+        <w:rPr>
           <w:sz w:val="28"/>
           <w:szCs w:val="28"/>
         </w:rPr>
@@ -1786,16 +1544,14 @@
       <w:proofErr w:type="spellEnd"/>
       <w:r>
         <w:rPr>
-          <w:color w:val="000000"/>
-          <w:sz w:val="28"/>
-          <w:szCs w:val="28"/>
-        </w:rPr>
-        <w:t xml:space="preserve"> </w:t>
-      </w:r>
-      <w:proofErr w:type="spellStart"/>
-      <w:r>
-        <w:rPr>
-          <w:color w:val="000000"/>
+          <w:sz w:val="28"/>
+          <w:szCs w:val="28"/>
+        </w:rPr>
+        <w:t xml:space="preserve"> </w:t>
+      </w:r>
+      <w:proofErr w:type="spellStart"/>
+      <w:r>
+        <w:rPr>
           <w:sz w:val="28"/>
           <w:szCs w:val="28"/>
         </w:rPr>
@@ -1804,16 +1560,14 @@
       <w:proofErr w:type="spellEnd"/>
       <w:r>
         <w:rPr>
-          <w:color w:val="000000"/>
-          <w:sz w:val="28"/>
-          <w:szCs w:val="28"/>
-        </w:rPr>
-        <w:t xml:space="preserve"> </w:t>
-      </w:r>
-      <w:proofErr w:type="spellStart"/>
-      <w:r>
-        <w:rPr>
-          <w:color w:val="000000"/>
+          <w:sz w:val="28"/>
+          <w:szCs w:val="28"/>
+        </w:rPr>
+        <w:t xml:space="preserve"> </w:t>
+      </w:r>
+      <w:proofErr w:type="spellStart"/>
+      <w:r>
+        <w:rPr>
           <w:sz w:val="28"/>
           <w:szCs w:val="28"/>
         </w:rPr>
@@ -1822,16 +1576,14 @@
       <w:proofErr w:type="spellEnd"/>
       <w:r>
         <w:rPr>
-          <w:color w:val="000000"/>
-          <w:sz w:val="28"/>
-          <w:szCs w:val="28"/>
-        </w:rPr>
-        <w:t xml:space="preserve"> </w:t>
-      </w:r>
-      <w:proofErr w:type="spellStart"/>
-      <w:r>
-        <w:rPr>
-          <w:color w:val="000000"/>
+          <w:sz w:val="28"/>
+          <w:szCs w:val="28"/>
+        </w:rPr>
+        <w:t xml:space="preserve"> </w:t>
+      </w:r>
+      <w:proofErr w:type="spellStart"/>
+      <w:r>
+        <w:rPr>
           <w:sz w:val="28"/>
           <w:szCs w:val="28"/>
         </w:rPr>
@@ -1840,16 +1592,14 @@
       <w:proofErr w:type="spellEnd"/>
       <w:r>
         <w:rPr>
-          <w:color w:val="000000"/>
-          <w:sz w:val="28"/>
-          <w:szCs w:val="28"/>
-        </w:rPr>
-        <w:t xml:space="preserve"> </w:t>
-      </w:r>
-      <w:proofErr w:type="spellStart"/>
-      <w:r>
-        <w:rPr>
-          <w:color w:val="000000"/>
+          <w:sz w:val="28"/>
+          <w:szCs w:val="28"/>
+        </w:rPr>
+        <w:t xml:space="preserve"> </w:t>
+      </w:r>
+      <w:proofErr w:type="spellStart"/>
+      <w:r>
+        <w:rPr>
           <w:sz w:val="28"/>
           <w:szCs w:val="28"/>
         </w:rPr>
@@ -1858,16 +1608,14 @@
       <w:proofErr w:type="spellEnd"/>
       <w:r>
         <w:rPr>
-          <w:color w:val="000000"/>
-          <w:sz w:val="28"/>
-          <w:szCs w:val="28"/>
-        </w:rPr>
-        <w:t xml:space="preserve"> </w:t>
-      </w:r>
-      <w:proofErr w:type="spellStart"/>
-      <w:r>
-        <w:rPr>
-          <w:color w:val="000000"/>
+          <w:sz w:val="28"/>
+          <w:szCs w:val="28"/>
+        </w:rPr>
+        <w:t xml:space="preserve"> </w:t>
+      </w:r>
+      <w:proofErr w:type="spellStart"/>
+      <w:r>
+        <w:rPr>
           <w:sz w:val="28"/>
           <w:szCs w:val="28"/>
         </w:rPr>
@@ -1876,7 +1624,6 @@
       <w:proofErr w:type="spellEnd"/>
       <w:r>
         <w:rPr>
-          <w:color w:val="000000"/>
           <w:sz w:val="28"/>
           <w:szCs w:val="28"/>
         </w:rPr>
@@ -1885,7 +1632,6 @@
       <w:proofErr w:type="spellStart"/>
       <w:r>
         <w:rPr>
-          <w:color w:val="000000"/>
           <w:sz w:val="28"/>
           <w:szCs w:val="28"/>
         </w:rPr>
@@ -1894,16 +1640,14 @@
       <w:proofErr w:type="spellEnd"/>
       <w:r>
         <w:rPr>
-          <w:color w:val="000000"/>
-          <w:sz w:val="28"/>
-          <w:szCs w:val="28"/>
-        </w:rPr>
-        <w:t xml:space="preserve"> </w:t>
-      </w:r>
-      <w:proofErr w:type="spellStart"/>
-      <w:r>
-        <w:rPr>
-          <w:color w:val="000000"/>
+          <w:sz w:val="28"/>
+          <w:szCs w:val="28"/>
+        </w:rPr>
+        <w:t xml:space="preserve"> </w:t>
+      </w:r>
+      <w:proofErr w:type="spellStart"/>
+      <w:r>
+        <w:rPr>
           <w:sz w:val="28"/>
           <w:szCs w:val="28"/>
         </w:rPr>
@@ -1912,16 +1656,14 @@
       <w:proofErr w:type="spellEnd"/>
       <w:r>
         <w:rPr>
-          <w:color w:val="000000"/>
-          <w:sz w:val="28"/>
-          <w:szCs w:val="28"/>
-        </w:rPr>
-        <w:t xml:space="preserve"> </w:t>
-      </w:r>
-      <w:proofErr w:type="spellStart"/>
-      <w:r>
-        <w:rPr>
-          <w:color w:val="000000"/>
+          <w:sz w:val="28"/>
+          <w:szCs w:val="28"/>
+        </w:rPr>
+        <w:t xml:space="preserve"> </w:t>
+      </w:r>
+      <w:proofErr w:type="spellStart"/>
+      <w:r>
+        <w:rPr>
           <w:sz w:val="28"/>
           <w:szCs w:val="28"/>
         </w:rPr>
@@ -1930,16 +1672,14 @@
       <w:proofErr w:type="spellEnd"/>
       <w:r>
         <w:rPr>
-          <w:color w:val="000000"/>
-          <w:sz w:val="28"/>
-          <w:szCs w:val="28"/>
-        </w:rPr>
-        <w:t xml:space="preserve"> </w:t>
-      </w:r>
-      <w:proofErr w:type="spellStart"/>
-      <w:r>
-        <w:rPr>
-          <w:color w:val="000000"/>
+          <w:sz w:val="28"/>
+          <w:szCs w:val="28"/>
+        </w:rPr>
+        <w:t xml:space="preserve"> </w:t>
+      </w:r>
+      <w:proofErr w:type="spellStart"/>
+      <w:r>
+        <w:rPr>
           <w:sz w:val="28"/>
           <w:szCs w:val="28"/>
         </w:rPr>
@@ -1948,16 +1688,14 @@
       <w:proofErr w:type="spellEnd"/>
       <w:r>
         <w:rPr>
-          <w:color w:val="000000"/>
-          <w:sz w:val="28"/>
-          <w:szCs w:val="28"/>
-        </w:rPr>
-        <w:t xml:space="preserve"> </w:t>
-      </w:r>
-      <w:proofErr w:type="spellStart"/>
-      <w:r>
-        <w:rPr>
-          <w:color w:val="000000"/>
+          <w:sz w:val="28"/>
+          <w:szCs w:val="28"/>
+        </w:rPr>
+        <w:t xml:space="preserve"> </w:t>
+      </w:r>
+      <w:proofErr w:type="spellStart"/>
+      <w:r>
+        <w:rPr>
           <w:sz w:val="28"/>
           <w:szCs w:val="28"/>
         </w:rPr>
@@ -1966,16 +1704,14 @@
       <w:proofErr w:type="spellEnd"/>
       <w:r>
         <w:rPr>
-          <w:color w:val="000000"/>
-          <w:sz w:val="28"/>
-          <w:szCs w:val="28"/>
-        </w:rPr>
-        <w:t xml:space="preserve"> </w:t>
-      </w:r>
-      <w:proofErr w:type="spellStart"/>
-      <w:r>
-        <w:rPr>
-          <w:color w:val="000000"/>
+          <w:sz w:val="28"/>
+          <w:szCs w:val="28"/>
+        </w:rPr>
+        <w:t xml:space="preserve"> </w:t>
+      </w:r>
+      <w:proofErr w:type="spellStart"/>
+      <w:r>
+        <w:rPr>
           <w:sz w:val="28"/>
           <w:szCs w:val="28"/>
         </w:rPr>
@@ -1984,16 +1720,14 @@
       <w:proofErr w:type="spellEnd"/>
       <w:r>
         <w:rPr>
-          <w:color w:val="000000"/>
-          <w:sz w:val="28"/>
-          <w:szCs w:val="28"/>
-        </w:rPr>
-        <w:t xml:space="preserve"> </w:t>
-      </w:r>
-      <w:proofErr w:type="spellStart"/>
-      <w:r>
-        <w:rPr>
-          <w:color w:val="000000"/>
+          <w:sz w:val="28"/>
+          <w:szCs w:val="28"/>
+        </w:rPr>
+        <w:t xml:space="preserve"> </w:t>
+      </w:r>
+      <w:proofErr w:type="spellStart"/>
+      <w:r>
+        <w:rPr>
           <w:sz w:val="28"/>
           <w:szCs w:val="28"/>
         </w:rPr>
@@ -2002,16 +1736,14 @@
       <w:proofErr w:type="spellEnd"/>
       <w:r>
         <w:rPr>
-          <w:color w:val="000000"/>
-          <w:sz w:val="28"/>
-          <w:szCs w:val="28"/>
-        </w:rPr>
-        <w:t xml:space="preserve"> </w:t>
-      </w:r>
-      <w:proofErr w:type="spellStart"/>
-      <w:r>
-        <w:rPr>
-          <w:color w:val="000000"/>
+          <w:sz w:val="28"/>
+          <w:szCs w:val="28"/>
+        </w:rPr>
+        <w:t xml:space="preserve"> </w:t>
+      </w:r>
+      <w:proofErr w:type="spellStart"/>
+      <w:r>
+        <w:rPr>
           <w:sz w:val="28"/>
           <w:szCs w:val="28"/>
         </w:rPr>
@@ -2020,7 +1752,6 @@
       <w:proofErr w:type="spellEnd"/>
       <w:r>
         <w:rPr>
-          <w:color w:val="000000"/>
           <w:sz w:val="28"/>
           <w:szCs w:val="28"/>
         </w:rPr>
@@ -2029,7 +1760,7 @@
     </w:p>
     <w:p>
       <w:pPr>
-        <w:pStyle w:val="NormalWeb"/>
+        <w:pStyle w:val="a3"/>
         <w:spacing w:before="0" w:beforeAutospacing="0" w:after="0" w:afterAutospacing="0"/>
         <w:ind w:firstLine="708"/>
         <w:jc w:val="both"/>
@@ -2037,7 +1768,6 @@
       <w:proofErr w:type="spellStart"/>
       <w:r>
         <w:rPr>
-          <w:color w:val="000000"/>
           <w:sz w:val="28"/>
           <w:szCs w:val="28"/>
         </w:rPr>
@@ -2046,16 +1776,14 @@
       <w:proofErr w:type="spellEnd"/>
       <w:r>
         <w:rPr>
-          <w:color w:val="000000"/>
-          <w:sz w:val="28"/>
-          <w:szCs w:val="28"/>
-        </w:rPr>
-        <w:t xml:space="preserve"> </w:t>
-      </w:r>
-      <w:proofErr w:type="spellStart"/>
-      <w:r>
-        <w:rPr>
-          <w:color w:val="000000"/>
+          <w:sz w:val="28"/>
+          <w:szCs w:val="28"/>
+        </w:rPr>
+        <w:t xml:space="preserve"> </w:t>
+      </w:r>
+      <w:proofErr w:type="spellStart"/>
+      <w:r>
+        <w:rPr>
           <w:sz w:val="28"/>
           <w:szCs w:val="28"/>
         </w:rPr>
@@ -2064,16 +1792,14 @@
       <w:proofErr w:type="spellEnd"/>
       <w:r>
         <w:rPr>
-          <w:color w:val="000000"/>
-          <w:sz w:val="28"/>
-          <w:szCs w:val="28"/>
-        </w:rPr>
-        <w:t xml:space="preserve"> </w:t>
-      </w:r>
-      <w:proofErr w:type="spellStart"/>
-      <w:r>
-        <w:rPr>
-          <w:color w:val="000000"/>
+          <w:sz w:val="28"/>
+          <w:szCs w:val="28"/>
+        </w:rPr>
+        <w:t xml:space="preserve"> </w:t>
+      </w:r>
+      <w:proofErr w:type="spellStart"/>
+      <w:r>
+        <w:rPr>
           <w:sz w:val="28"/>
           <w:szCs w:val="28"/>
         </w:rPr>
@@ -2082,16 +1808,14 @@
       <w:proofErr w:type="spellEnd"/>
       <w:r>
         <w:rPr>
-          <w:color w:val="000000"/>
-          <w:sz w:val="28"/>
-          <w:szCs w:val="28"/>
-        </w:rPr>
-        <w:t xml:space="preserve"> </w:t>
-      </w:r>
-      <w:proofErr w:type="spellStart"/>
-      <w:r>
-        <w:rPr>
-          <w:color w:val="000000"/>
+          <w:sz w:val="28"/>
+          <w:szCs w:val="28"/>
+        </w:rPr>
+        <w:t xml:space="preserve"> </w:t>
+      </w:r>
+      <w:proofErr w:type="spellStart"/>
+      <w:r>
+        <w:rPr>
           <w:sz w:val="28"/>
           <w:szCs w:val="28"/>
         </w:rPr>
@@ -2100,16 +1824,14 @@
       <w:proofErr w:type="spellEnd"/>
       <w:r>
         <w:rPr>
-          <w:color w:val="000000"/>
-          <w:sz w:val="28"/>
-          <w:szCs w:val="28"/>
-        </w:rPr>
-        <w:t xml:space="preserve"> </w:t>
-      </w:r>
-      <w:proofErr w:type="spellStart"/>
-      <w:r>
-        <w:rPr>
-          <w:color w:val="000000"/>
+          <w:sz w:val="28"/>
+          <w:szCs w:val="28"/>
+        </w:rPr>
+        <w:t xml:space="preserve"> </w:t>
+      </w:r>
+      <w:proofErr w:type="spellStart"/>
+      <w:r>
+        <w:rPr>
           <w:sz w:val="28"/>
           <w:szCs w:val="28"/>
         </w:rPr>
@@ -2118,16 +1840,14 @@
       <w:proofErr w:type="spellEnd"/>
       <w:r>
         <w:rPr>
-          <w:color w:val="000000"/>
-          <w:sz w:val="28"/>
-          <w:szCs w:val="28"/>
-        </w:rPr>
-        <w:t xml:space="preserve"> </w:t>
-      </w:r>
-      <w:proofErr w:type="spellStart"/>
-      <w:r>
-        <w:rPr>
-          <w:color w:val="000000"/>
+          <w:sz w:val="28"/>
+          <w:szCs w:val="28"/>
+        </w:rPr>
+        <w:t xml:space="preserve"> </w:t>
+      </w:r>
+      <w:proofErr w:type="spellStart"/>
+      <w:r>
+        <w:rPr>
           <w:sz w:val="28"/>
           <w:szCs w:val="28"/>
         </w:rPr>
@@ -2136,16 +1856,14 @@
       <w:proofErr w:type="spellEnd"/>
       <w:r>
         <w:rPr>
-          <w:color w:val="000000"/>
-          <w:sz w:val="28"/>
-          <w:szCs w:val="28"/>
-        </w:rPr>
-        <w:t xml:space="preserve"> </w:t>
-      </w:r>
-      <w:proofErr w:type="spellStart"/>
-      <w:r>
-        <w:rPr>
-          <w:color w:val="000000"/>
+          <w:sz w:val="28"/>
+          <w:szCs w:val="28"/>
+        </w:rPr>
+        <w:t xml:space="preserve"> </w:t>
+      </w:r>
+      <w:proofErr w:type="spellStart"/>
+      <w:r>
+        <w:rPr>
           <w:sz w:val="28"/>
           <w:szCs w:val="28"/>
         </w:rPr>
@@ -2154,16 +1872,14 @@
       <w:proofErr w:type="spellEnd"/>
       <w:r>
         <w:rPr>
-          <w:color w:val="000000"/>
-          <w:sz w:val="28"/>
-          <w:szCs w:val="28"/>
-        </w:rPr>
-        <w:t xml:space="preserve"> </w:t>
-      </w:r>
-      <w:proofErr w:type="spellStart"/>
-      <w:r>
-        <w:rPr>
-          <w:color w:val="000000"/>
+          <w:sz w:val="28"/>
+          <w:szCs w:val="28"/>
+        </w:rPr>
+        <w:t xml:space="preserve"> </w:t>
+      </w:r>
+      <w:proofErr w:type="spellStart"/>
+      <w:r>
+        <w:rPr>
           <w:sz w:val="28"/>
           <w:szCs w:val="28"/>
         </w:rPr>
@@ -2172,16 +1888,14 @@
       <w:proofErr w:type="spellEnd"/>
       <w:r>
         <w:rPr>
-          <w:color w:val="000000"/>
-          <w:sz w:val="28"/>
-          <w:szCs w:val="28"/>
-        </w:rPr>
-        <w:t xml:space="preserve"> </w:t>
-      </w:r>
-      <w:proofErr w:type="spellStart"/>
-      <w:r>
-        <w:rPr>
-          <w:color w:val="000000"/>
+          <w:sz w:val="28"/>
+          <w:szCs w:val="28"/>
+        </w:rPr>
+        <w:t xml:space="preserve"> </w:t>
+      </w:r>
+      <w:proofErr w:type="spellStart"/>
+      <w:r>
+        <w:rPr>
           <w:sz w:val="28"/>
           <w:szCs w:val="28"/>
         </w:rPr>
@@ -2190,16 +1904,14 @@
       <w:proofErr w:type="spellEnd"/>
       <w:r>
         <w:rPr>
-          <w:color w:val="000000"/>
-          <w:sz w:val="28"/>
-          <w:szCs w:val="28"/>
-        </w:rPr>
-        <w:t xml:space="preserve"> </w:t>
-      </w:r>
-      <w:proofErr w:type="spellStart"/>
-      <w:r>
-        <w:rPr>
-          <w:color w:val="000000"/>
+          <w:sz w:val="28"/>
+          <w:szCs w:val="28"/>
+        </w:rPr>
+        <w:t xml:space="preserve"> </w:t>
+      </w:r>
+      <w:proofErr w:type="spellStart"/>
+      <w:r>
+        <w:rPr>
           <w:sz w:val="28"/>
           <w:szCs w:val="28"/>
         </w:rPr>
@@ -2208,16 +1920,14 @@
       <w:proofErr w:type="spellEnd"/>
       <w:r>
         <w:rPr>
-          <w:color w:val="000000"/>
-          <w:sz w:val="28"/>
-          <w:szCs w:val="28"/>
-        </w:rPr>
-        <w:t xml:space="preserve"> </w:t>
-      </w:r>
-      <w:proofErr w:type="spellStart"/>
-      <w:r>
-        <w:rPr>
-          <w:color w:val="000000"/>
+          <w:sz w:val="28"/>
+          <w:szCs w:val="28"/>
+        </w:rPr>
+        <w:t xml:space="preserve"> </w:t>
+      </w:r>
+      <w:proofErr w:type="spellStart"/>
+      <w:r>
+        <w:rPr>
           <w:sz w:val="28"/>
           <w:szCs w:val="28"/>
         </w:rPr>
@@ -2226,16 +1936,14 @@
       <w:proofErr w:type="spellEnd"/>
       <w:r>
         <w:rPr>
-          <w:color w:val="000000"/>
-          <w:sz w:val="28"/>
-          <w:szCs w:val="28"/>
-        </w:rPr>
-        <w:t xml:space="preserve"> </w:t>
-      </w:r>
-      <w:proofErr w:type="spellStart"/>
-      <w:r>
-        <w:rPr>
-          <w:color w:val="000000"/>
+          <w:sz w:val="28"/>
+          <w:szCs w:val="28"/>
+        </w:rPr>
+        <w:t xml:space="preserve"> </w:t>
+      </w:r>
+      <w:proofErr w:type="spellStart"/>
+      <w:r>
+        <w:rPr>
           <w:sz w:val="28"/>
           <w:szCs w:val="28"/>
         </w:rPr>
@@ -2244,16 +1952,14 @@
       <w:proofErr w:type="spellEnd"/>
       <w:r>
         <w:rPr>
-          <w:color w:val="000000"/>
-          <w:sz w:val="28"/>
-          <w:szCs w:val="28"/>
-        </w:rPr>
-        <w:t xml:space="preserve"> </w:t>
-      </w:r>
-      <w:proofErr w:type="spellStart"/>
-      <w:r>
-        <w:rPr>
-          <w:color w:val="000000"/>
+          <w:sz w:val="28"/>
+          <w:szCs w:val="28"/>
+        </w:rPr>
+        <w:t xml:space="preserve"> </w:t>
+      </w:r>
+      <w:proofErr w:type="spellStart"/>
+      <w:r>
+        <w:rPr>
           <w:sz w:val="28"/>
           <w:szCs w:val="28"/>
         </w:rPr>
@@ -2262,16 +1968,14 @@
       <w:proofErr w:type="spellEnd"/>
       <w:r>
         <w:rPr>
-          <w:color w:val="000000"/>
-          <w:sz w:val="28"/>
-          <w:szCs w:val="28"/>
-        </w:rPr>
-        <w:t xml:space="preserve"> </w:t>
-      </w:r>
-      <w:proofErr w:type="spellStart"/>
-      <w:r>
-        <w:rPr>
-          <w:color w:val="000000"/>
+          <w:sz w:val="28"/>
+          <w:szCs w:val="28"/>
+        </w:rPr>
+        <w:t xml:space="preserve"> </w:t>
+      </w:r>
+      <w:proofErr w:type="spellStart"/>
+      <w:r>
+        <w:rPr>
           <w:sz w:val="28"/>
           <w:szCs w:val="28"/>
         </w:rPr>
@@ -2280,16 +1984,14 @@
       <w:proofErr w:type="spellEnd"/>
       <w:r>
         <w:rPr>
-          <w:color w:val="000000"/>
-          <w:sz w:val="28"/>
-          <w:szCs w:val="28"/>
-        </w:rPr>
-        <w:t xml:space="preserve"> </w:t>
-      </w:r>
-      <w:proofErr w:type="spellStart"/>
-      <w:r>
-        <w:rPr>
-          <w:color w:val="000000"/>
+          <w:sz w:val="28"/>
+          <w:szCs w:val="28"/>
+        </w:rPr>
+        <w:t xml:space="preserve"> </w:t>
+      </w:r>
+      <w:proofErr w:type="spellStart"/>
+      <w:r>
+        <w:rPr>
           <w:sz w:val="28"/>
           <w:szCs w:val="28"/>
         </w:rPr>
@@ -2298,16 +2000,14 @@
       <w:proofErr w:type="spellEnd"/>
       <w:r>
         <w:rPr>
-          <w:color w:val="000000"/>
-          <w:sz w:val="28"/>
-          <w:szCs w:val="28"/>
-        </w:rPr>
-        <w:t xml:space="preserve"> </w:t>
-      </w:r>
-      <w:proofErr w:type="spellStart"/>
-      <w:r>
-        <w:rPr>
-          <w:color w:val="000000"/>
+          <w:sz w:val="28"/>
+          <w:szCs w:val="28"/>
+        </w:rPr>
+        <w:t xml:space="preserve"> </w:t>
+      </w:r>
+      <w:proofErr w:type="spellStart"/>
+      <w:r>
+        <w:rPr>
           <w:sz w:val="28"/>
           <w:szCs w:val="28"/>
         </w:rPr>
@@ -2316,16 +2016,14 @@
       <w:proofErr w:type="spellEnd"/>
       <w:r>
         <w:rPr>
-          <w:color w:val="000000"/>
-          <w:sz w:val="28"/>
-          <w:szCs w:val="28"/>
-        </w:rPr>
-        <w:t xml:space="preserve"> </w:t>
-      </w:r>
-      <w:proofErr w:type="spellStart"/>
-      <w:r>
-        <w:rPr>
-          <w:color w:val="000000"/>
+          <w:sz w:val="28"/>
+          <w:szCs w:val="28"/>
+        </w:rPr>
+        <w:t xml:space="preserve"> </w:t>
+      </w:r>
+      <w:proofErr w:type="spellStart"/>
+      <w:r>
+        <w:rPr>
           <w:sz w:val="28"/>
           <w:szCs w:val="28"/>
         </w:rPr>
@@ -2334,16 +2032,14 @@
       <w:proofErr w:type="spellEnd"/>
       <w:r>
         <w:rPr>
-          <w:color w:val="000000"/>
-          <w:sz w:val="28"/>
-          <w:szCs w:val="28"/>
-        </w:rPr>
-        <w:t xml:space="preserve"> </w:t>
-      </w:r>
-      <w:proofErr w:type="spellStart"/>
-      <w:r>
-        <w:rPr>
-          <w:color w:val="000000"/>
+          <w:sz w:val="28"/>
+          <w:szCs w:val="28"/>
+        </w:rPr>
+        <w:t xml:space="preserve"> </w:t>
+      </w:r>
+      <w:proofErr w:type="spellStart"/>
+      <w:r>
+        <w:rPr>
           <w:sz w:val="28"/>
           <w:szCs w:val="28"/>
         </w:rPr>
@@ -2352,16 +2048,14 @@
       <w:proofErr w:type="spellEnd"/>
       <w:r>
         <w:rPr>
-          <w:color w:val="000000"/>
-          <w:sz w:val="28"/>
-          <w:szCs w:val="28"/>
-        </w:rPr>
-        <w:t xml:space="preserve"> </w:t>
-      </w:r>
-      <w:proofErr w:type="spellStart"/>
-      <w:r>
-        <w:rPr>
-          <w:color w:val="000000"/>
+          <w:sz w:val="28"/>
+          <w:szCs w:val="28"/>
+        </w:rPr>
+        <w:t xml:space="preserve"> </w:t>
+      </w:r>
+      <w:proofErr w:type="spellStart"/>
+      <w:r>
+        <w:rPr>
           <w:sz w:val="28"/>
           <w:szCs w:val="28"/>
         </w:rPr>
@@ -2370,16 +2064,14 @@
       <w:proofErr w:type="spellEnd"/>
       <w:r>
         <w:rPr>
-          <w:color w:val="000000"/>
-          <w:sz w:val="28"/>
-          <w:szCs w:val="28"/>
-        </w:rPr>
-        <w:t xml:space="preserve"> </w:t>
-      </w:r>
-      <w:proofErr w:type="spellStart"/>
-      <w:r>
-        <w:rPr>
-          <w:color w:val="000000"/>
+          <w:sz w:val="28"/>
+          <w:szCs w:val="28"/>
+        </w:rPr>
+        <w:t xml:space="preserve"> </w:t>
+      </w:r>
+      <w:proofErr w:type="spellStart"/>
+      <w:r>
+        <w:rPr>
           <w:sz w:val="28"/>
           <w:szCs w:val="28"/>
         </w:rPr>
@@ -2388,16 +2080,14 @@
       <w:proofErr w:type="spellEnd"/>
       <w:r>
         <w:rPr>
-          <w:color w:val="000000"/>
-          <w:sz w:val="28"/>
-          <w:szCs w:val="28"/>
-        </w:rPr>
-        <w:t xml:space="preserve"> </w:t>
-      </w:r>
-      <w:proofErr w:type="spellStart"/>
-      <w:r>
-        <w:rPr>
-          <w:color w:val="000000"/>
+          <w:sz w:val="28"/>
+          <w:szCs w:val="28"/>
+        </w:rPr>
+        <w:t xml:space="preserve"> </w:t>
+      </w:r>
+      <w:proofErr w:type="spellStart"/>
+      <w:r>
+        <w:rPr>
           <w:sz w:val="28"/>
           <w:szCs w:val="28"/>
         </w:rPr>
@@ -2406,16 +2096,14 @@
       <w:proofErr w:type="spellEnd"/>
       <w:r>
         <w:rPr>
-          <w:color w:val="000000"/>
-          <w:sz w:val="28"/>
-          <w:szCs w:val="28"/>
-        </w:rPr>
-        <w:t xml:space="preserve"> </w:t>
-      </w:r>
-      <w:proofErr w:type="spellStart"/>
-      <w:r>
-        <w:rPr>
-          <w:color w:val="000000"/>
+          <w:sz w:val="28"/>
+          <w:szCs w:val="28"/>
+        </w:rPr>
+        <w:t xml:space="preserve"> </w:t>
+      </w:r>
+      <w:proofErr w:type="spellStart"/>
+      <w:r>
+        <w:rPr>
           <w:sz w:val="28"/>
           <w:szCs w:val="28"/>
         </w:rPr>
@@ -2424,16 +2112,14 @@
       <w:proofErr w:type="spellEnd"/>
       <w:r>
         <w:rPr>
-          <w:color w:val="000000"/>
-          <w:sz w:val="28"/>
-          <w:szCs w:val="28"/>
-        </w:rPr>
-        <w:t xml:space="preserve"> </w:t>
-      </w:r>
-      <w:proofErr w:type="spellStart"/>
-      <w:r>
-        <w:rPr>
-          <w:color w:val="000000"/>
+          <w:sz w:val="28"/>
+          <w:szCs w:val="28"/>
+        </w:rPr>
+        <w:t xml:space="preserve"> </w:t>
+      </w:r>
+      <w:proofErr w:type="spellStart"/>
+      <w:r>
+        <w:rPr>
           <w:sz w:val="28"/>
           <w:szCs w:val="28"/>
         </w:rPr>
@@ -2442,16 +2128,14 @@
       <w:proofErr w:type="spellEnd"/>
       <w:r>
         <w:rPr>
-          <w:color w:val="000000"/>
-          <w:sz w:val="28"/>
-          <w:szCs w:val="28"/>
-        </w:rPr>
-        <w:t xml:space="preserve"> </w:t>
-      </w:r>
-      <w:proofErr w:type="spellStart"/>
-      <w:r>
-        <w:rPr>
-          <w:color w:val="000000"/>
+          <w:sz w:val="28"/>
+          <w:szCs w:val="28"/>
+        </w:rPr>
+        <w:t xml:space="preserve"> </w:t>
+      </w:r>
+      <w:proofErr w:type="spellStart"/>
+      <w:r>
+        <w:rPr>
           <w:sz w:val="28"/>
           <w:szCs w:val="28"/>
         </w:rPr>
@@ -2460,16 +2144,14 @@
       <w:proofErr w:type="spellEnd"/>
       <w:r>
         <w:rPr>
-          <w:color w:val="000000"/>
-          <w:sz w:val="28"/>
-          <w:szCs w:val="28"/>
-        </w:rPr>
-        <w:t xml:space="preserve"> </w:t>
-      </w:r>
-      <w:proofErr w:type="spellStart"/>
-      <w:r>
-        <w:rPr>
-          <w:color w:val="000000"/>
+          <w:sz w:val="28"/>
+          <w:szCs w:val="28"/>
+        </w:rPr>
+        <w:t xml:space="preserve"> </w:t>
+      </w:r>
+      <w:proofErr w:type="spellStart"/>
+      <w:r>
+        <w:rPr>
           <w:sz w:val="28"/>
           <w:szCs w:val="28"/>
         </w:rPr>
@@ -2478,16 +2160,14 @@
       <w:proofErr w:type="spellEnd"/>
       <w:r>
         <w:rPr>
-          <w:color w:val="000000"/>
-          <w:sz w:val="28"/>
-          <w:szCs w:val="28"/>
-        </w:rPr>
-        <w:t xml:space="preserve"> </w:t>
-      </w:r>
-      <w:proofErr w:type="spellStart"/>
-      <w:r>
-        <w:rPr>
-          <w:color w:val="000000"/>
+          <w:sz w:val="28"/>
+          <w:szCs w:val="28"/>
+        </w:rPr>
+        <w:t xml:space="preserve"> </w:t>
+      </w:r>
+      <w:proofErr w:type="spellStart"/>
+      <w:r>
+        <w:rPr>
           <w:sz w:val="28"/>
           <w:szCs w:val="28"/>
         </w:rPr>
@@ -2496,16 +2176,14 @@
       <w:proofErr w:type="spellEnd"/>
       <w:r>
         <w:rPr>
-          <w:color w:val="000000"/>
-          <w:sz w:val="28"/>
-          <w:szCs w:val="28"/>
-        </w:rPr>
-        <w:t xml:space="preserve"> </w:t>
-      </w:r>
-      <w:proofErr w:type="spellStart"/>
-      <w:r>
-        <w:rPr>
-          <w:color w:val="000000"/>
+          <w:sz w:val="28"/>
+          <w:szCs w:val="28"/>
+        </w:rPr>
+        <w:t xml:space="preserve"> </w:t>
+      </w:r>
+      <w:proofErr w:type="spellStart"/>
+      <w:r>
+        <w:rPr>
           <w:sz w:val="28"/>
           <w:szCs w:val="28"/>
         </w:rPr>
@@ -2514,16 +2192,14 @@
       <w:proofErr w:type="spellEnd"/>
       <w:r>
         <w:rPr>
-          <w:color w:val="000000"/>
-          <w:sz w:val="28"/>
-          <w:szCs w:val="28"/>
-        </w:rPr>
-        <w:t xml:space="preserve"> </w:t>
-      </w:r>
-      <w:proofErr w:type="spellStart"/>
-      <w:r>
-        <w:rPr>
-          <w:color w:val="000000"/>
+          <w:sz w:val="28"/>
+          <w:szCs w:val="28"/>
+        </w:rPr>
+        <w:t xml:space="preserve"> </w:t>
+      </w:r>
+      <w:proofErr w:type="spellStart"/>
+      <w:r>
+        <w:rPr>
           <w:sz w:val="28"/>
           <w:szCs w:val="28"/>
         </w:rPr>
@@ -2532,16 +2208,14 @@
       <w:proofErr w:type="spellEnd"/>
       <w:r>
         <w:rPr>
-          <w:color w:val="000000"/>
-          <w:sz w:val="28"/>
-          <w:szCs w:val="28"/>
-        </w:rPr>
-        <w:t xml:space="preserve"> </w:t>
-      </w:r>
-      <w:proofErr w:type="spellStart"/>
-      <w:r>
-        <w:rPr>
-          <w:color w:val="000000"/>
+          <w:sz w:val="28"/>
+          <w:szCs w:val="28"/>
+        </w:rPr>
+        <w:t xml:space="preserve"> </w:t>
+      </w:r>
+      <w:proofErr w:type="spellStart"/>
+      <w:r>
+        <w:rPr>
           <w:sz w:val="28"/>
           <w:szCs w:val="28"/>
         </w:rPr>
@@ -2550,16 +2224,14 @@
       <w:proofErr w:type="spellEnd"/>
       <w:r>
         <w:rPr>
-          <w:color w:val="000000"/>
-          <w:sz w:val="28"/>
-          <w:szCs w:val="28"/>
-        </w:rPr>
-        <w:t xml:space="preserve"> </w:t>
-      </w:r>
-      <w:proofErr w:type="spellStart"/>
-      <w:r>
-        <w:rPr>
-          <w:color w:val="000000"/>
+          <w:sz w:val="28"/>
+          <w:szCs w:val="28"/>
+        </w:rPr>
+        <w:t xml:space="preserve"> </w:t>
+      </w:r>
+      <w:proofErr w:type="spellStart"/>
+      <w:r>
+        <w:rPr>
           <w:sz w:val="28"/>
           <w:szCs w:val="28"/>
         </w:rPr>
@@ -2568,16 +2240,14 @@
       <w:proofErr w:type="spellEnd"/>
       <w:r>
         <w:rPr>
-          <w:color w:val="000000"/>
-          <w:sz w:val="28"/>
-          <w:szCs w:val="28"/>
-        </w:rPr>
-        <w:t xml:space="preserve"> </w:t>
-      </w:r>
-      <w:proofErr w:type="spellStart"/>
-      <w:r>
-        <w:rPr>
-          <w:color w:val="000000"/>
+          <w:sz w:val="28"/>
+          <w:szCs w:val="28"/>
+        </w:rPr>
+        <w:t xml:space="preserve"> </w:t>
+      </w:r>
+      <w:proofErr w:type="spellStart"/>
+      <w:r>
+        <w:rPr>
           <w:sz w:val="28"/>
           <w:szCs w:val="28"/>
         </w:rPr>
@@ -2586,16 +2256,14 @@
       <w:proofErr w:type="spellEnd"/>
       <w:r>
         <w:rPr>
-          <w:color w:val="000000"/>
-          <w:sz w:val="28"/>
-          <w:szCs w:val="28"/>
-        </w:rPr>
-        <w:t xml:space="preserve"> </w:t>
-      </w:r>
-      <w:proofErr w:type="spellStart"/>
-      <w:r>
-        <w:rPr>
-          <w:color w:val="000000"/>
+          <w:sz w:val="28"/>
+          <w:szCs w:val="28"/>
+        </w:rPr>
+        <w:t xml:space="preserve"> </w:t>
+      </w:r>
+      <w:proofErr w:type="spellStart"/>
+      <w:r>
+        <w:rPr>
           <w:sz w:val="28"/>
           <w:szCs w:val="28"/>
         </w:rPr>
@@ -2604,16 +2272,14 @@
       <w:proofErr w:type="spellEnd"/>
       <w:r>
         <w:rPr>
-          <w:color w:val="000000"/>
-          <w:sz w:val="28"/>
-          <w:szCs w:val="28"/>
-        </w:rPr>
-        <w:t xml:space="preserve"> </w:t>
-      </w:r>
-      <w:proofErr w:type="spellStart"/>
-      <w:r>
-        <w:rPr>
-          <w:color w:val="000000"/>
+          <w:sz w:val="28"/>
+          <w:szCs w:val="28"/>
+        </w:rPr>
+        <w:t xml:space="preserve"> </w:t>
+      </w:r>
+      <w:proofErr w:type="spellStart"/>
+      <w:r>
+        <w:rPr>
           <w:sz w:val="28"/>
           <w:szCs w:val="28"/>
         </w:rPr>
@@ -2622,16 +2288,14 @@
       <w:proofErr w:type="spellEnd"/>
       <w:r>
         <w:rPr>
-          <w:color w:val="000000"/>
-          <w:sz w:val="28"/>
-          <w:szCs w:val="28"/>
-        </w:rPr>
-        <w:t xml:space="preserve"> </w:t>
-      </w:r>
-      <w:proofErr w:type="spellStart"/>
-      <w:r>
-        <w:rPr>
-          <w:color w:val="000000"/>
+          <w:sz w:val="28"/>
+          <w:szCs w:val="28"/>
+        </w:rPr>
+        <w:t xml:space="preserve"> </w:t>
+      </w:r>
+      <w:proofErr w:type="spellStart"/>
+      <w:r>
+        <w:rPr>
           <w:sz w:val="28"/>
           <w:szCs w:val="28"/>
         </w:rPr>
@@ -2640,7 +2304,6 @@
       <w:proofErr w:type="spellEnd"/>
       <w:r>
         <w:rPr>
-          <w:color w:val="000000"/>
           <w:sz w:val="28"/>
           <w:szCs w:val="28"/>
         </w:rPr>
@@ -2649,7 +2312,7 @@
     </w:p>
     <w:p>
       <w:pPr>
-        <w:pStyle w:val="NormalWeb"/>
+        <w:pStyle w:val="a3"/>
         <w:shd w:val="clear" w:color="auto" w:fill="FFFFFF"/>
         <w:spacing w:before="0" w:beforeAutospacing="0" w:after="160" w:afterAutospacing="0"/>
         <w:ind w:firstLine="708"/>
@@ -2657,7 +2320,6 @@
         <w:rPr>
           <w:b/>
           <w:bCs/>
-          <w:color w:val="000000"/>
           <w:sz w:val="28"/>
           <w:szCs w:val="28"/>
         </w:rPr>
@@ -2666,7 +2328,6 @@
         <w:rPr>
           <w:b/>
           <w:bCs/>
-          <w:color w:val="000000"/>
           <w:sz w:val="28"/>
           <w:szCs w:val="28"/>
         </w:rPr>
@@ -2675,69 +2336,78 @@
     </w:p>
     <w:p>
       <w:pPr>
-        <w:pStyle w:val="NormalWeb"/>
+        <w:pStyle w:val="a3"/>
         <w:shd w:val="clear" w:color="auto" w:fill="FFFFFF"/>
         <w:spacing w:before="0" w:beforeAutospacing="0" w:after="160" w:afterAutospacing="0"/>
-        <w:ind w:firstLine="708"/>
+        <w:ind w:right="54" w:firstLine="567"/>
         <w:jc w:val="both"/>
         <w:rPr>
           <w:lang w:val="en-US"/>
         </w:rPr>
       </w:pPr>
-      <w:proofErr w:type="spellStart"/>
-      <w:r>
-        <w:rPr>
-          <w:b/>
-          <w:bCs/>
-          <w:color w:val="4472C4" w:themeColor="accent1"/>
+      <w:r>
+        <w:rPr>
+          <w:b/>
+          <w:bCs/>
           <w:sz w:val="28"/>
           <w:szCs w:val="28"/>
           <w:shd w:val="clear" w:color="auto" w:fill="FFFFFF"/>
         </w:rPr>
-        <w:t>{tashkilot_nomi} direktori</w:t>
-      </w:r>
-      <w:proofErr w:type="spellEnd"/>
-      <w:r>
-        <w:rPr>
-          <w:b/>
-          <w:bCs/>
-          <w:color w:val="4472C4" w:themeColor="accent1"/>
+        <w:t>{</w:t>
+      </w:r>
+      <w:proofErr w:type="spellStart"/>
+      <w:r>
+        <w:rPr>
+          <w:b/>
+          <w:bCs/>
           <w:sz w:val="28"/>
           <w:szCs w:val="28"/>
           <w:shd w:val="clear" w:color="auto" w:fill="FFFFFF"/>
         </w:rPr>
-      </w:r>
-      <w:proofErr w:type="spellStart"/>
-      <w:r>
-        <w:rPr>
-          <w:b/>
-          <w:bCs/>
-          <w:color w:val="000000"/>
+        <w:t>tashkilot_nomi</w:t>
+      </w:r>
+      <w:proofErr w:type="spellEnd"/>
+      <w:r>
+        <w:rPr>
+          <w:b/>
+          <w:bCs/>
           <w:sz w:val="28"/>
           <w:szCs w:val="28"/>
           <w:shd w:val="clear" w:color="auto" w:fill="FFFFFF"/>
         </w:rPr>
-      </w:r>
-      <w:proofErr w:type="spellEnd"/>
-      <w:r>
-        <w:rPr>
-          <w:b/>
-          <w:bCs/>
-          <w:color w:val="000000"/>
+        <w:t xml:space="preserve">} </w:t>
+      </w:r>
+      <w:proofErr w:type="spellStart"/>
+      <w:r>
+        <w:rPr>
+          <w:b/>
+          <w:bCs/>
           <w:sz w:val="28"/>
           <w:szCs w:val="28"/>
           <w:shd w:val="clear" w:color="auto" w:fill="FFFFFF"/>
         </w:rPr>
-        <w:t xml:space="preserve"> </w:t>
-      </w:r>
-      <w:r>
-        <w:rPr>
-          <w:b/>
-          <w:bCs/>
-          <w:color w:val="000000"/>
+        <w:t>direktori</w:t>
+      </w:r>
+      <w:proofErr w:type="spellEnd"/>
+      <w:r>
+        <w:rPr>
+          <w:b/>
+          <w:bCs/>
           <w:sz w:val="28"/>
           <w:szCs w:val="28"/>
           <w:shd w:val="clear" w:color="auto" w:fill="FFFFFF"/>
+          <w:lang w:val="en-US"/>
+        </w:rPr>
+        <w:t>:</w:t>
+      </w:r>
+      <w:r>
+        <w:rPr>
+          <w:b/>
+          <w:bCs/>
+          <w:sz w:val="28"/>
+          <w:szCs w:val="28"/>
+          <w:shd w:val="clear" w:color="auto" w:fill="FFFFFF"/>
+          <w:lang w:val="en-US"/>
         </w:rPr>
         <w:tab/>
       </w:r>
@@ -2745,10 +2415,10 @@
         <w:rPr>
           <w:b/>
           <w:bCs/>
-          <w:color w:val="000000"/>
           <w:sz w:val="28"/>
           <w:szCs w:val="28"/>
           <w:shd w:val="clear" w:color="auto" w:fill="FFFFFF"/>
+          <w:lang w:val="en-US"/>
         </w:rPr>
         <w:tab/>
       </w:r>
@@ -2756,10 +2426,10 @@
         <w:rPr>
           <w:b/>
           <w:bCs/>
-          <w:color w:val="000000"/>
           <w:sz w:val="28"/>
           <w:szCs w:val="28"/>
           <w:shd w:val="clear" w:color="auto" w:fill="FFFFFF"/>
+          <w:lang w:val="en-US"/>
         </w:rPr>
         <w:tab/>
       </w:r>
@@ -2767,10 +2437,10 @@
         <w:rPr>
           <w:b/>
           <w:bCs/>
-          <w:color w:val="000000"/>
           <w:sz w:val="28"/>
           <w:szCs w:val="28"/>
           <w:shd w:val="clear" w:color="auto" w:fill="FFFFFF"/>
+          <w:lang w:val="en-US"/>
         </w:rPr>
         <w:tab/>
       </w:r>
@@ -2778,10 +2448,10 @@
         <w:rPr>
           <w:b/>
           <w:bCs/>
-          <w:color w:val="000000"/>
           <w:sz w:val="28"/>
           <w:szCs w:val="28"/>
           <w:shd w:val="clear" w:color="auto" w:fill="FFFFFF"/>
+          <w:lang w:val="en-US"/>
         </w:rPr>
         <w:tab/>
       </w:r>
@@ -2789,26 +2459,58 @@
         <w:rPr>
           <w:b/>
           <w:bCs/>
-          <w:color w:val="000000"/>
           <w:sz w:val="28"/>
           <w:szCs w:val="28"/>
           <w:shd w:val="clear" w:color="auto" w:fill="FFFFFF"/>
+          <w:lang w:val="en-US"/>
         </w:rPr>
         <w:tab/>
       </w:r>
-      <w:proofErr w:type="spellStart"/>
-      <w:r>
-        <w:rPr>
-          <w:b/>
-          <w:bCs/>
-          <w:color w:val="4472C4" w:themeColor="accent1"/>
+      <w:r>
+        <w:rPr>
+          <w:b/>
+          <w:bCs/>
           <w:sz w:val="28"/>
           <w:szCs w:val="28"/>
           <w:shd w:val="clear" w:color="auto" w:fill="FFFFFF"/>
-        </w:rPr>
-        <w:t>{rahbar}</w:t>
-      </w:r>
-      <w:proofErr w:type="spellEnd"/>
+          <w:lang w:val="en-US"/>
+        </w:rPr>
+        <w:tab/>
+      </w:r>
+      <w:bookmarkStart w:id="0" w:name="_GoBack"/>
+      <w:bookmarkEnd w:id="0"/>
+      <w:r>
+        <w:rPr>
+          <w:b/>
+          <w:bCs/>
+          <w:sz w:val="28"/>
+          <w:szCs w:val="28"/>
+          <w:shd w:val="clear" w:color="auto" w:fill="FFFFFF"/>
+        </w:rPr>
+        <w:t>{</w:t>
+      </w:r>
+      <w:proofErr w:type="spellStart"/>
+      <w:r>
+        <w:rPr>
+          <w:b/>
+          <w:bCs/>
+          <w:sz w:val="28"/>
+          <w:szCs w:val="28"/>
+          <w:shd w:val="clear" w:color="auto" w:fill="FFFFFF"/>
+        </w:rPr>
+        <w:t>rahbar</w:t>
+      </w:r>
+      <w:proofErr w:type="spellEnd"/>
+      <w:r>
+        <w:rPr>
+          <w:b/>
+          <w:bCs/>
+          <w:sz w:val="28"/>
+          <w:szCs w:val="28"/>
+          <w:shd w:val="clear" w:color="auto" w:fill="FFFFFF"/>
+        </w:rPr>
+        <w:t>}</w:t>
+      </w:r>
     </w:p>
     <w:sectPr>
       <w:headerReference w:type="default" r:id="rId6"/>
@@ -2822,28 +2524,70 @@
 </w:document>
 </file>
 
+<file path=word/endnotes.xml><?xml version="1.0" encoding="utf-8"?>
+<w:endnotes xmlns:wpc="http://schemas.microsoft.com/office/word/2010/wordprocessingCanvas" xmlns:cx="http://schemas.microsoft.com/office/drawing/2014/chartex" xmlns:cx1="http://schemas.microsoft.com/office/drawing/2015/9/8/chartex" xmlns:cx2="http://schemas.microsoft.com/office/drawing/2015/10/21/chartex" xmlns:cx3="http://schemas.microsoft.com/office/drawing/2016/5/9/chartex" xmlns:cx4="http://schemas.microsoft.com/office/drawing/2016/5/10/chartex" xmlns:cx5="http://schemas.microsoft.com/office/drawing/2016/5/11/chartex" xmlns:cx6="http://schemas.microsoft.com/office/drawing/2016/5/12/chartex" xmlns:cx7="http://schemas.microsoft.com/office/drawing/2016/5/13/chartex" xmlns:cx8="http://schemas.microsoft.com/office/drawing/2016/5/14/chartex" xmlns:mc="http://schemas.openxmlformats.org/markup-compatibility/2006" xmlns:aink="http://schemas.microsoft.com/office/drawing/2016/ink" xmlns:am3d="http://schemas.microsoft.com/office/drawing/2017/model3d" xmlns:o="urn:schemas-microsoft-com:office:office" xmlns:r="http://schemas.openxmlformats.org/officeDocument/2006/relationships" xmlns:m="http://schemas.openxmlformats.org/officeDocument/2006/math" xmlns:v="urn:schemas-microsoft-com:vml" xmlns:wp14="http://schemas.microsoft.com/office/word/2010/wordprocessingDrawing" xmlns:wp="http://schemas.openxmlformats.org/drawingml/2006/wordprocessingDrawing" xmlns:w10="urn:schemas-microsoft-com:office:word" xmlns:w="http://schemas.openxmlformats.org/wordprocessingml/2006/main" xmlns:w14="http://schemas.microsoft.com/office/word/2010/wordml" xmlns:w15="http://schemas.microsoft.com/office/word/2012/wordml" xmlns:w16cex="http://schemas.microsoft.com/office/word/2018/wordml/cex" xmlns:w16cid="http://schemas.microsoft.com/office/word/2016/wordml/cid" xmlns:w16="http://schemas.microsoft.com/office/word/2018/wordml" xmlns:w16se="http://schemas.microsoft.com/office/word/2015/wordml/symex" xmlns:wpg="http://schemas.microsoft.com/office/word/2010/wordprocessingGroup" xmlns:wpi="http://schemas.microsoft.com/office/word/2010/wordprocessingInk" xmlns:wne="http://schemas.microsoft.com/office/word/2006/wordml" xmlns:wps="http://schemas.microsoft.com/office/word/2010/wordprocessingShape" mc:Ignorable="w14 w15 w16se w16cid w16 w16cex wp14">
+  <w:endnote w:type="separator" w:id="-1">
+    <w:p>
+      <w:pPr>
+        <w:spacing w:after="0" w:line="240" w:lineRule="auto"/>
+      </w:pPr>
+      <w:r>
+        <w:separator/>
+      </w:r>
+    </w:p>
+  </w:endnote>
+  <w:endnote w:type="continuationSeparator" w:id="0">
+    <w:p>
+      <w:pPr>
+        <w:spacing w:after="0" w:line="240" w:lineRule="auto"/>
+      </w:pPr>
+      <w:r>
+        <w:continuationSeparator/>
+      </w:r>
+    </w:p>
+  </w:endnote>
+</w:endnotes>
+</file>
+
 <file path=word/footer1.xml><?xml version="1.0" encoding="utf-8"?>
-<w:ftr xmlns:m="http://schemas.openxmlformats.org/officeDocument/2006/math" xmlns:mc="http://schemas.openxmlformats.org/markup-compatibility/2006" xmlns:mo="http://schemas.microsoft.com/office/mac/office/2008/main" xmlns:mv="urn:schemas-microsoft-com:mac:vml" xmlns:o="urn:schemas-microsoft-com:office:office" xmlns:r="http://schemas.openxmlformats.org/officeDocument/2006/relationships" xmlns:v="urn:schemas-microsoft-com:vml" xmlns:w10="urn:schemas-microsoft-com:office:word" xmlns:w14="http://schemas.microsoft.com/office/word/2010/wordml" xmlns:w="http://schemas.openxmlformats.org/wordprocessingml/2006/main" xmlns:wne="http://schemas.microsoft.com/office/word/2006/wordml" xmlns:wp14="http://schemas.microsoft.com/office/word/2010/wordprocessingDrawing" xmlns:wp="http://schemas.openxmlformats.org/drawingml/2006/wordprocessingDrawing" xmlns:wpc="http://schemas.microsoft.com/office/word/2010/wordprocessingCanvas" xmlns:wpg="http://schemas.microsoft.com/office/word/2010/wordprocessingGroup" xmlns:wpi="http://schemas.microsoft.com/office/word/2010/wordprocessingInk" xmlns:wps="http://schemas.microsoft.com/office/word/2010/wordprocessingShape" mc:Ignorable="w14 wp14">
-  <w:p>
-    <w:pPr>
-      <w:pStyle w:val="Footer"/>
-    </w:pPr>
-  </w:p>
+<w:ftr xmlns:wpc="http://schemas.microsoft.com/office/word/2010/wordprocessingCanvas" xmlns:cx="http://schemas.microsoft.com/office/drawing/2014/chartex" xmlns:cx1="http://schemas.microsoft.com/office/drawing/2015/9/8/chartex" xmlns:cx2="http://schemas.microsoft.com/office/drawing/2015/10/21/chartex" xmlns:cx3="http://schemas.microsoft.com/office/drawing/2016/5/9/chartex" xmlns:cx4="http://schemas.microsoft.com/office/drawing/2016/5/10/chartex" xmlns:cx5="http://schemas.microsoft.com/office/drawing/2016/5/11/chartex" xmlns:cx6="http://schemas.microsoft.com/office/drawing/2016/5/12/chartex" xmlns:cx7="http://schemas.microsoft.com/office/drawing/2016/5/13/chartex" xmlns:cx8="http://schemas.microsoft.com/office/drawing/2016/5/14/chartex" xmlns:mc="http://schemas.openxmlformats.org/markup-compatibility/2006" xmlns:aink="http://schemas.microsoft.com/office/drawing/2016/ink" xmlns:am3d="http://schemas.microsoft.com/office/drawing/2017/model3d" xmlns:o="urn:schemas-microsoft-com:office:office" xmlns:r="http://schemas.openxmlformats.org/officeDocument/2006/relationships" xmlns:m="http://schemas.openxmlformats.org/officeDocument/2006/math" xmlns:v="urn:schemas-microsoft-com:vml" xmlns:wp14="http://schemas.microsoft.com/office/word/2010/wordprocessingDrawing" xmlns:wp="http://schemas.openxmlformats.org/drawingml/2006/wordprocessingDrawing" xmlns:w10="urn:schemas-microsoft-com:office:word" xmlns:w="http://schemas.openxmlformats.org/wordprocessingml/2006/main" xmlns:w14="http://schemas.microsoft.com/office/word/2010/wordml" xmlns:w15="http://schemas.microsoft.com/office/word/2012/wordml" xmlns:w16cex="http://schemas.microsoft.com/office/word/2018/wordml/cex" xmlns:w16cid="http://schemas.microsoft.com/office/word/2016/wordml/cid" xmlns:w16="http://schemas.microsoft.com/office/word/2018/wordml" xmlns:w16se="http://schemas.microsoft.com/office/word/2015/wordml/symex" xmlns:wpg="http://schemas.microsoft.com/office/word/2010/wordprocessingGroup" xmlns:wpi="http://schemas.microsoft.com/office/word/2010/wordprocessingInk" xmlns:wne="http://schemas.microsoft.com/office/word/2006/wordml" xmlns:wps="http://schemas.microsoft.com/office/word/2010/wordprocessingShape" mc:Ignorable="w14 w15 w16se w16cid w16 w16cex wp14">
+  <w:p/>
 </w:ftr>
 </file>
 
+<file path=word/footnotes.xml><?xml version="1.0" encoding="utf-8"?>
+<w:footnotes xmlns:wpc="http://schemas.microsoft.com/office/word/2010/wordprocessingCanvas" xmlns:cx="http://schemas.microsoft.com/office/drawing/2014/chartex" xmlns:cx1="http://schemas.microsoft.com/office/drawing/2015/9/8/chartex" xmlns:cx2="http://schemas.microsoft.com/office/drawing/2015/10/21/chartex" xmlns:cx3="http://schemas.microsoft.com/office/drawing/2016/5/9/chartex" xmlns:cx4="http://schemas.microsoft.com/office/drawing/2016/5/10/chartex" xmlns:cx5="http://schemas.microsoft.com/office/drawing/2016/5/11/chartex" xmlns:cx6="http://schemas.microsoft.com/office/drawing/2016/5/12/chartex" xmlns:cx7="http://schemas.microsoft.com/office/drawing/2016/5/13/chartex" xmlns:cx8="http://schemas.microsoft.com/office/drawing/2016/5/14/chartex" xmlns:mc="http://schemas.openxmlformats.org/markup-compatibility/2006" xmlns:aink="http://schemas.microsoft.com/office/drawing/2016/ink" xmlns:am3d="http://schemas.microsoft.com/office/drawing/2017/model3d" xmlns:o="urn:schemas-microsoft-com:office:office" xmlns:r="http://schemas.openxmlformats.org/officeDocument/2006/relationships" xmlns:m="http://schemas.openxmlformats.org/officeDocument/2006/math" xmlns:v="urn:schemas-microsoft-com:vml" xmlns:wp14="http://schemas.microsoft.com/office/word/2010/wordprocessingDrawing" xmlns:wp="http://schemas.openxmlformats.org/drawingml/2006/wordprocessingDrawing" xmlns:w10="urn:schemas-microsoft-com:office:word" xmlns:w="http://schemas.openxmlformats.org/wordprocessingml/2006/main" xmlns:w14="http://schemas.microsoft.com/office/word/2010/wordml" xmlns:w15="http://schemas.microsoft.com/office/word/2012/wordml" xmlns:w16cex="http://schemas.microsoft.com/office/word/2018/wordml/cex" xmlns:w16cid="http://schemas.microsoft.com/office/word/2016/wordml/cid" xmlns:w16="http://schemas.microsoft.com/office/word/2018/wordml" xmlns:w16se="http://schemas.microsoft.com/office/word/2015/wordml/symex" xmlns:wpg="http://schemas.microsoft.com/office/word/2010/wordprocessingGroup" xmlns:wpi="http://schemas.microsoft.com/office/word/2010/wordprocessingInk" xmlns:wne="http://schemas.microsoft.com/office/word/2006/wordml" xmlns:wps="http://schemas.microsoft.com/office/word/2010/wordprocessingShape" mc:Ignorable="w14 w15 w16se w16cid w16 w16cex wp14">
+  <w:footnote w:type="separator" w:id="-1">
+    <w:p>
+      <w:pPr>
+        <w:spacing w:after="0" w:line="240" w:lineRule="auto"/>
+      </w:pPr>
+      <w:r>
+        <w:separator/>
+      </w:r>
+    </w:p>
+  </w:footnote>
+  <w:footnote w:type="continuationSeparator" w:id="0">
+    <w:p>
+      <w:pPr>
+        <w:spacing w:after="0" w:line="240" w:lineRule="auto"/>
+      </w:pPr>
+      <w:r>
+        <w:continuationSeparator/>
+      </w:r>
+    </w:p>
+  </w:footnote>
+</w:footnotes>
+</file>
+
 <file path=word/header1.xml><?xml version="1.0" encoding="utf-8"?>
-<w:hdr xmlns:m="http://schemas.openxmlformats.org/officeDocument/2006/math" xmlns:mc="http://schemas.openxmlformats.org/markup-compatibility/2006" xmlns:mo="http://schemas.microsoft.com/office/mac/office/2008/main" xmlns:mv="urn:schemas-microsoft-com:mac:vml" xmlns:o="urn:schemas-microsoft-com:office:office" xmlns:r="http://schemas.openxmlformats.org/officeDocument/2006/relationships" xmlns:v="urn:schemas-microsoft-com:vml" xmlns:w10="urn:schemas-microsoft-com:office:word" xmlns:w14="http://schemas.microsoft.com/office/word/2010/wordml" xmlns:w="http://schemas.openxmlformats.org/wordprocessingml/2006/main" xmlns:wne="http://schemas.microsoft.com/office/word/2006/wordml" xmlns:wp14="http://schemas.microsoft.com/office/word/2010/wordprocessingDrawing" xmlns:wp="http://schemas.openxmlformats.org/drawingml/2006/wordprocessingDrawing" xmlns:wpc="http://schemas.microsoft.com/office/word/2010/wordprocessingCanvas" xmlns:wpg="http://schemas.microsoft.com/office/word/2010/wordprocessingGroup" xmlns:wpi="http://schemas.microsoft.com/office/word/2010/wordprocessingInk" xmlns:wps="http://schemas.microsoft.com/office/word/2010/wordprocessingShape" mc:Ignorable="w14 wp14">
-  <w:p>
-    <w:pPr>
-      <w:pStyle w:val="Header"/>
-    </w:pPr>
-  </w:p>
+<w:hdr xmlns:wpc="http://schemas.microsoft.com/office/word/2010/wordprocessingCanvas" xmlns:cx="http://schemas.microsoft.com/office/drawing/2014/chartex" xmlns:cx1="http://schemas.microsoft.com/office/drawing/2015/9/8/chartex" xmlns:cx2="http://schemas.microsoft.com/office/drawing/2015/10/21/chartex" xmlns:cx3="http://schemas.microsoft.com/office/drawing/2016/5/9/chartex" xmlns:cx4="http://schemas.microsoft.com/office/drawing/2016/5/10/chartex" xmlns:cx5="http://schemas.microsoft.com/office/drawing/2016/5/11/chartex" xmlns:cx6="http://schemas.microsoft.com/office/drawing/2016/5/12/chartex" xmlns:cx7="http://schemas.microsoft.com/office/drawing/2016/5/13/chartex" xmlns:cx8="http://schemas.microsoft.com/office/drawing/2016/5/14/chartex" xmlns:mc="http://schemas.openxmlformats.org/markup-compatibility/2006" xmlns:aink="http://schemas.microsoft.com/office/drawing/2016/ink" xmlns:am3d="http://schemas.microsoft.com/office/drawing/2017/model3d" xmlns:o="urn:schemas-microsoft-com:office:office" xmlns:r="http://schemas.openxmlformats.org/officeDocument/2006/relationships" xmlns:m="http://schemas.openxmlformats.org/officeDocument/2006/math" xmlns:v="urn:schemas-microsoft-com:vml" xmlns:wp14="http://schemas.microsoft.com/office/word/2010/wordprocessingDrawing" xmlns:wp="http://schemas.openxmlformats.org/drawingml/2006/wordprocessingDrawing" xmlns:w10="urn:schemas-microsoft-com:office:word" xmlns:w="http://schemas.openxmlformats.org/wordprocessingml/2006/main" xmlns:w14="http://schemas.microsoft.com/office/word/2010/wordml" xmlns:w15="http://schemas.microsoft.com/office/word/2012/wordml" xmlns:w16cex="http://schemas.microsoft.com/office/word/2018/wordml/cex" xmlns:w16cid="http://schemas.microsoft.com/office/word/2016/wordml/cid" xmlns:w16="http://schemas.microsoft.com/office/word/2018/wordml" xmlns:w16se="http://schemas.microsoft.com/office/word/2015/wordml/symex" xmlns:wpg="http://schemas.microsoft.com/office/word/2010/wordprocessingGroup" xmlns:wpi="http://schemas.microsoft.com/office/word/2010/wordprocessingInk" xmlns:wne="http://schemas.microsoft.com/office/word/2006/wordml" xmlns:wps="http://schemas.microsoft.com/office/word/2010/wordprocessingShape" mc:Ignorable="w14 w15 w16se w16cid w16 w16cex wp14">
+  <w:p/>
 </w:hdr>
 </file>
 
 <file path=word/styles.xml><?xml version="1.0" encoding="utf-8"?>
-<w:styles xmlns:mc="http://schemas.openxmlformats.org/markup-compatibility/2006" xmlns:r="http://schemas.openxmlformats.org/officeDocument/2006/relationships" xmlns:w="http://schemas.openxmlformats.org/wordprocessingml/2006/main" xmlns:w14="http://schemas.microsoft.com/office/word/2010/wordml" xmlns:w15="http://schemas.microsoft.com/office/word/2012/wordml" xmlns:w16cex="http://schemas.microsoft.com/office/word/2018/wordml/cex" xmlns:w16cid="http://schemas.microsoft.com/office/word/2016/wordml/cid" xmlns:w16="http://schemas.microsoft.com/office/word/2018/wordml" xmlns:w16du="http://schemas.microsoft.com/office/word/2023/wordml/word16du" xmlns:w16sdtdh="http://schemas.microsoft.com/office/word/2020/wordml/sdtdatahash" xmlns:w16sdtfl="http://schemas.microsoft.com/office/word/2024/wordml/sdtformatlock" xmlns:w16se="http://schemas.microsoft.com/office/word/2015/wordml/symex" mc:Ignorable="w14 w15 w16se w16cid w16 w16cex w16sdtdh w16sdtfl w16du">
+<w:styles xmlns:mc="http://schemas.openxmlformats.org/markup-compatibility/2006" xmlns:r="http://schemas.openxmlformats.org/officeDocument/2006/relationships" xmlns:w="http://schemas.openxmlformats.org/wordprocessingml/2006/main" xmlns:w14="http://schemas.microsoft.com/office/word/2010/wordml" xmlns:w15="http://schemas.microsoft.com/office/word/2012/wordml" xmlns:w16cex="http://schemas.microsoft.com/office/word/2018/wordml/cex" xmlns:w16cid="http://schemas.microsoft.com/office/word/2016/wordml/cid" xmlns:w16="http://schemas.microsoft.com/office/word/2018/wordml" xmlns:w16se="http://schemas.microsoft.com/office/word/2015/wordml/symex" mc:Ignorable="w14 w15 w16se w16cid w16 w16cex">
   <w:docDefaults>
     <w:rPrDefault>
       <w:rPr>
@@ -3237,17 +2981,17 @@
     <w:lsdException w:name="Unresolved Mention" w:semiHidden="1" w:unhideWhenUsed="1"/>
     <w:lsdException w:name="Smart Link" w:semiHidden="1" w:unhideWhenUsed="1"/>
   </w:latentStyles>
-  <w:style w:type="paragraph" w:default="1" w:styleId="Normal">
+  <w:style w:type="paragraph" w:default="1" w:styleId="a">
     <w:name w:val="Normal"/>
     <w:qFormat/>
   </w:style>
-  <w:style w:type="character" w:default="1" w:styleId="DefaultParagraphFont">
+  <w:style w:type="character" w:default="1" w:styleId="a0">
     <w:name w:val="Default Paragraph Font"/>
     <w:uiPriority w:val="1"/>
     <w:semiHidden/>
     <w:unhideWhenUsed/>
   </w:style>
-  <w:style w:type="table" w:default="1" w:styleId="TableNormal">
+  <w:style w:type="table" w:default="1" w:styleId="a1">
     <w:name w:val="Normal Table"/>
     <w:uiPriority w:val="99"/>
     <w:semiHidden/>
@@ -3262,15 +3006,15 @@
       </w:tblCellMar>
     </w:tblPr>
   </w:style>
-  <w:style w:type="numbering" w:default="1" w:styleId="NoList">
+  <w:style w:type="numbering" w:default="1" w:styleId="a2">
     <w:name w:val="No List"/>
     <w:uiPriority w:val="99"/>
     <w:semiHidden/>
     <w:unhideWhenUsed/>
   </w:style>
-  <w:style w:type="paragraph" w:styleId="NormalWeb">
+  <w:style w:type="paragraph" w:styleId="a3">
     <w:name w:val="Normal (Web)"/>
-    <w:basedOn w:val="Normal"/>
+    <w:basedOn w:val="a"/>
     <w:uiPriority w:val="99"/>
     <w:unhideWhenUsed/>
     <w:rsid w:val="005778BC"/>
